--- a/repo/manuscript/supplement.docx
+++ b/repo/manuscript/supplement.docx
@@ -8481,7 +8481,7 @@
           <w:sz w:val="20"/>
           <w:szCs w:val="20"/>
         </w:rPr>
-        <w:t xml:space="preserve">The nested bootstrap takes a limited number of inner splits inside each resample, so what it resamples is a split-count estimator noisier than the one the paper reports as its point estimate. Its percentile interval is therefore inflated by the inner Monte Carlo variance. One thing should be said before the table, because it settles what kind of difference this is. Each of these quantities is an average over independent splits, so changing the split count changes the variance of the estimator and not its expectation: the 25-split estimator and the 400-split estimator are estimates of the same thing, one noisier than the other. The bootstrap therefore resamples a noisier version of the reported statistic, not a different statistic, and what the interval carries in excess is variance, which is what the deflation removes.</w:t>
+        <w:t xml:space="preserve">The nested bootstrap takes a limited number of inner splits inside each resample, so what it resamples is a split-count estimator noisier than the one the paper reports as its point estimate. The spread it observes therefore carries the inner Monte Carlo variance as well as the variability from resampling patients. One thing should be said before the table, because it settles what kind of difference this is. Each of these quantities is an average over independent splits, so changing the split count changes the variance of the estimator and not its expectation: the 25-split estimator and the 400-split estimator are estimates of the same thing, one noisier than the other. The bootstrap therefore resamples a noisier version of the reported statistic, not a different statistic, and the excess is variance. What this table can do is put a size on that variance. What it cannot do is validate the correction Tables S3 and S3c report, and we say what it does not reach at the end of this section.</w:t>
       </w:r>
     </w:p>
     <w:p>
@@ -8495,7 +8495,7 @@
           <w:sz w:val="20"/>
           <w:szCs w:val="20"/>
         </w:rPr>
-        <w:t xml:space="preserve">The table quantifies that variance two ways. The first is the standard deviation implied by the per-split spread, s divided by the square root of R; that is an identity once s is known, so on its own it establishes nothing. The second is an observed quantity: each run — 500 splits for the two-way quantities, 400 for the three-way, matching the runs behind the point estimates — is cut into disjoint blocks of R consecutive splits, each block giving an independent R-split estimate, and the standard deviation of those block estimates is reported beside the implied value. If the two agree, the variance model behind the deflation holds on these data.</w:t>
+        <w:t xml:space="preserve">The table quantifies that variance two ways. The first is the standard deviation implied by the per-split spread, s divided by the square root of R; that is an identity once s is known, so on its own it establishes nothing. The second is an observed quantity: each run — 500 splits for the two-way quantities, 400 for the three-way, matching the runs behind the point estimates — is cut into disjoint blocks of R consecutive splits, each block giving an independent R-split estimate, and the standard deviation of those block estimates is reported beside the implied value. If the two agree, the variance law s/sqrt(R) describes these estimators on these data.</w:t>
       </w:r>
     </w:p>
     <w:tbl>
@@ -9814,7 +9814,7 @@
           <w:sz w:val="17"/>
           <w:szCs w:val="17"/>
         </w:rPr>
-        <w:t xml:space="preserve">Colon cohort. Each ladder cell gives the implied Monte Carlo standard deviation s/√R, then after the slash the observed standard deviation of the independent block estimates with the number of blocks in parentheses. The last column is each quantity's own full run, which does not divide into two or more blocks and so carries no observed spread. The observed spread is itself imprecise where the blocks are few: a standard deviation from two or four blocks carries one or three degrees of freedom and can sit well above or below the implied value without meaning anything. It is the columns with many blocks that carry the comparison, and there the observed spread runs from about seven tenths to about one times the implied value. Where the implied value exceeds the observed one the deflation removes more variance than the data show, so the deflated interval is the anti-conservative of the two; that is the direction that matters and it is a further reason the raw interval is always printed beside it. A few splits are unusable, so a column can rest on slightly fewer than its nominal count; the count actually behind each cell is in the result file.</w:t>
+        <w:t xml:space="preserve">Colon cohort. Each ladder cell gives the implied Monte Carlo standard deviation s/√R, then after the slash the observed standard deviation of the independent block estimates with the number of blocks in parentheses. The last column is each quantity's own full run, which does not divide into two or more blocks and so carries no observed spread; a dash after the slash in this table means only that, and is unrelated to the dash in Tables S3 and S3c, which marks a non-identifiable variance component. The observed spread is itself imprecise where the blocks are few: a standard deviation from two to five blocks carries one to four degrees of freedom and can sit well above or below the implied value without meaning anything. It is the columns with many blocks that carry the comparison, and there the observed spread runs between about seven tenths and about one and a tenth times the implied value; across the whole table the ratio runs from about six tenths to about two and a half, the largest disagreements being on the three-way frontier quantity and in the columns with fewest blocks. Where the implied value is the larger, the correction removes more variance than the blocks show. We do not translate that into a direction for coverage, because as the last paragraph of this section says, a statement about second moments does not determine the coverage of a shrunken quantile; it is a reason the observed range is always printed beside the corrected one. A few splits are unusable, so a column can rest on slightly fewer than its nominal count; the count actually behind each cell is in the result file.</w:t>
       </w:r>
     </w:p>
     <w:tbl>
@@ -10954,7 +10954,21 @@
           <w:sz w:val="17"/>
           <w:szCs w:val="17"/>
         </w:rPr>
-        <w:t xml:space="preserve">Estimates, not dispersions. The first number in each cell is the estimate from the first R splits of the run — a single realisation, which wanders; the second, where there are at least two blocks, is the average of the independent block estimates. That average does not move with R, and equals the full-run value up to the splits left over when R does not divide the run. That is the point of the table: the split count changes the noise on an estimate, not what it estimates. The last column reproduces the point estimates reported in the paper, because this run uses the same seeds and split counts as the runs that produced them.</w:t>
+        <w:t xml:space="preserve">Estimates, not dispersions. The first number in each cell is the estimate from the first R splits of the run — a single realisation, which wanders; the second, where there are at least two blocks, is the average of the independent block estimates. That average is nearly constant in R — it equals the whole-run value exactly when the blocks use every usable split, and differs by the leftover splits otherwise, which is why the three-way rows sit a few thousandths below their full-run values, some splits there being unusable. That near-constancy is the point of the table: the split count changes the noise on an estimate, not what it estimates. It is arithmetic rather than an independent test, as the closing paragraph says. The last column reproduces the point estimates reported in the paper, because this run uses the same seeds and split counts as the runs that produced them.</w:t>
+      </w:r>
+    </w:p>
+    <w:p>
+      <w:pPr>
+        <w:spacing w:after="110" w:line="280"/>
+        <w:jc w:val="both"/>
+      </w:pPr>
+      <w:r>
+        <w:rPr>
+          <w:rFonts w:ascii="Calibri" w:cs="Calibri" w:eastAsia="Calibri" w:hAnsi="Calibri"/>
+          <w:sz w:val="20"/>
+          <w:szCs w:val="20"/>
+        </w:rPr>
+        <w:t xml:space="preserve">Two further readings. First, how far a single 25-split realisation can sit from the whole-run value: across the six quantities the largest such gap is 0.081, and the largest ratio of that gap to the implied Monte Carlo standard deviation at 25 splits is 1.55. So the gaps are of the order of the Monte Carlo standard deviation and in places somewhat larger, as single realisations will be; they are not evidence of drift. Second, at the split count the bootstrap uses, the exact Monte Carlo standard deviations agree with the estimates the bootstrap forms internally from the within-resample variance to within 0.010 across the 6 quantities, so the size of the component being removed is not in doubt.</w:t>
       </w:r>
     </w:p>
     <w:p>
@@ -10968,7 +10982,7 @@
           <w:sz w:val="20"/>
           <w:szCs w:val="20"/>
         </w:rPr>
-        <w:t xml:space="preserve">Two further readings. First, how far a single 25-split realisation can sit from the whole-run value: across the six quantities the largest such gap is 0.081, and the largest ratio of that gap to the implied Monte Carlo standard deviation at 25 splits is 1.55. So the gaps are of the order of the Monte Carlo standard deviation and in places somewhat larger, as single realisations will be; they are not evidence of drift. Second, these exact values check the bootstrap's own internal estimate of the Monte Carlo component, which it forms from the within-resample variance rather than from a long run: across the 6 quantities the two agree to within 0.010, which is what licenses the deflation.</w:t>
+        <w:t xml:space="preserve">What this table does not establish should be said plainly, because an earlier version of it claimed too much. It runs on colon only, so the same correction applied to the Rotterdam ranges rests on the variance decomposition alone and on no convergence run of its own. Several of its observed spreads come from two to five blocks, where a standard deviation carries one to four degrees of freedom and is itself very imprecise. The block means are flat in R because the blocks partition one finite run and their average is that run's own value up to a remainder — arithmetic, not an independent test of unbiasedness, though the arithmetic is the point being made and is not in question. And most importantly, confirming that dispersion falls like one over the square root of the split count says nothing about the COVERAGE of a range whose replicates have been linearly shrunk: a variance law is a statement about second moments, and the corrected ranges are quantiles. We therefore present the correction as an approximation of unknown accuracy, shown beside the observed range and never instead of it, and we do not describe this table as licensing it.</w:t>
       </w:r>
     </w:p>
     <w:p>
@@ -23194,7 +23208,7 @@
           <w:sz w:val="19"/>
           <w:szCs w:val="19"/>
         </w:rPr>
-        <w:t xml:space="preserve">Binned by fitting patients — bin edges 600, 1650, 4000, 9000, 18000</w:t>
+        <w:t xml:space="preserve">Binned by fitting patients — bin edges 6, 1.65e+3, 4.00e+3, 9.00e+3, 1.80e+4</w:t>
       </w:r>
     </w:p>
     <w:tbl>
@@ -23911,7 +23925,7 @@
           <w:sz w:val="19"/>
           <w:szCs w:val="19"/>
         </w:rPr>
-        <w:t xml:space="preserve">Binned by full-protocol events — bin edges 13, 105, 291, 710, 3862</w:t>
+        <w:t xml:space="preserve">Binned by full-protocol events — bin edges 13, 105, 291, 71, 3.86e+3</w:t>
       </w:r>
     </w:p>
     <w:tbl>
@@ -24628,7 +24642,7 @@
           <w:sz w:val="19"/>
           <w:szCs w:val="19"/>
         </w:rPr>
-        <w:t xml:space="preserve">Binned by effective sample size — bin edges 33, 163, 537, 1618, 5393</w:t>
+        <w:t xml:space="preserve">Binned by effective sample size — bin edges 33.3, 163, 537, 1.62e+3, 5.39e+3</w:t>
       </w:r>
     </w:p>
     <w:tbl>
@@ -25334,7 +25348,7 @@
     </w:p>
     <w:p>
       <w:pPr>
-        <w:spacing w:after="130" w:line="280"/>
+        <w:spacing w:after="110" w:line="280"/>
         <w:jc w:val="both"/>
       </w:pPr>
       <w:r>
@@ -25343,7 +25357,21 @@
           <w:sz w:val="20"/>
           <w:szCs w:val="20"/>
         </w:rPr>
-        <w:t xml:space="preserve">The three summaries are 0.341, 0.347 and 0.343, so the observed differences are 0.006 for events minus patients and 0.002 for effective sample size minus patients. A cluster bootstrap over the 16 scenarios, which is the resampling unit because each contributes four rows, gives intervals [-0.043, 0.028] and [-0.039, 0.025]. Both contain zero and are wide. Sixteen scenarios cannot establish that the three currencies are equivalent, and we no longer say they are: what the comparison supports is that none of the three separated the scenarios better than the others in this design.</w:t>
+        <w:t xml:space="preserve">The three summaries are 0.341, 0.347 and 0.343, so the observed differences are 0.006 for events minus patients and 0.002 for effective sample size minus patients.</w:t>
+      </w:r>
+    </w:p>
+    <w:p>
+      <w:pPr>
+        <w:spacing w:after="110" w:line="280"/>
+        <w:jc w:val="both"/>
+      </w:pPr>
+      <w:r>
+        <w:rPr>
+          <w:rFonts w:ascii="Calibri" w:cs="Calibri" w:eastAsia="Calibri" w:hAnsi="Calibri"/>
+          <w:sz w:val="20"/>
+          <w:szCs w:val="20"/>
+        </w:rPr>
+        <w:t xml:space="preserve">A previous version attached an interval to those differences by resampling the sixteen scenarios with replacement. We withdraw it. The sixteen are the fixed design points of a resolution-IV fractional factorial, not clusters drawn from a population of mechanisms, so a cluster bootstrap over them has no sampling population to refer to; it also destroys the factorial balance, and because the quartile edges are recut inside every replicate it does not resample the same statistic — which is why its mean fell on the opposite side of zero from the observed difference. Anyone wanting an interval here would first have to define the population of mechanisms being sampled and the mechanism by which these sixteen were drawn from it, and we cannot.</w:t>
       </w:r>
     </w:p>
     <w:p>
@@ -25357,7 +25385,2852 @@
           <w:sz w:val="20"/>
           <w:szCs w:val="20"/>
         </w:rPr>
-        <w:t xml:space="preserve">One detail of the bootstrap is worth stating because it looks like an error otherwise. The quartile edges are recomputed inside each replicate, and a replicate that draws some scenarios twice and others not at all cuts the bins differently, which moves the within-bin spread. The bootstrap means are therefore not the observed differences and here fall on the other side of zero: -0.001 and -0.002 against 0.006 and 0.002. The point estimates above are the observed differences; the bootstrap is used only for the intervals. The gap between the two is itself much smaller than the interval width, which is the reason the comparison settles nothing either way.</w:t>
+        <w:t xml:space="preserve">What the fixed design does support is a sensitivity analysis. Recomputing the three summaries with each scenario left out in turn, the events-minus-patients difference moves over -0.012 to 0.010 and the effective-sample-size difference over -0.011 to 0.006, against observed values of 0.006 and 0.002. No single scenario is carrying the similarity. One thing the sweep does show, and we state it rather than leave it in the table: the observed events-minus-patients difference is small enough that omitting scenario 12 reverses its sign, from 0.006 to -0.012. The magnitude stays small throughout, but the sign of a difference this size carries no information and should not be read as one. That is the whole of what we claim: THE THREE CHOSEN DESCRIPTIVE SUMMARIES WERE NUMERICALLY SIMILAR UNDER THIS PARTICULAR BINNING SCHEME, and stably so to the omission of any one design point. It is not a claim that the three currencies are equivalent, nor that none of them separates scenarios better than the others; the binning is not even the same kind of quantity across the three, since the patients column is a within-fitting-size dispersion and the other two are not. If uncertainty is wanted here, the honest route is to propagate each scenario's own Monte Carlo error under the fixed design rather than to resample the design.</w:t>
+      </w:r>
+    </w:p>
+    <w:tbl>
+      <w:tblPr>
+        <w:tblW w:type="dxa" w:w="9360"/>
+        <w:tblBorders>
+          <w:top w:val="single" w:color="9AA4AF" w:sz="6"/>
+          <w:left w:val="none"/>
+          <w:bottom w:val="single" w:color="9AA4AF" w:sz="6"/>
+          <w:right w:val="none"/>
+          <w:insideH w:val="single" w:color="D7DEE5" w:sz="2"/>
+          <w:insideV w:val="none"/>
+        </w:tblBorders>
+      </w:tblPr>
+      <w:tblGrid>
+        <w:gridCol w:w="2100"/>
+        <w:gridCol w:w="1500"/>
+        <w:gridCol w:w="1500"/>
+        <w:gridCol w:w="2100"/>
+        <w:gridCol w:w="1900"/>
+        <w:gridCol w:w="1760"/>
+      </w:tblGrid>
+      <w:tr>
+        <w:trPr>
+          <w:cantSplit/>
+          <w:tblHeader/>
+        </w:trPr>
+        <w:tc>
+          <w:tcPr>
+            <w:tcW w:type="dxa" w:w="2100"/>
+            <w:shd w:fill="EDF1F5" w:val="clear"/>
+            <w:tcMar>
+              <w:top w:type="dxa" w:w="50"/>
+              <w:left w:type="dxa" w:w="80"/>
+              <w:bottom w:type="dxa" w:w="50"/>
+              <w:right w:type="dxa" w:w="80"/>
+            </w:tcMar>
+          </w:tcPr>
+          <w:p>
+            <w:pPr>
+              <w:spacing w:after="0" w:line="240"/>
+              <w:jc w:val="left"/>
+            </w:pPr>
+            <w:r>
+              <w:rPr>
+                <w:rFonts w:ascii="Calibri" w:cs="Calibri" w:eastAsia="Calibri" w:hAnsi="Calibri"/>
+                <w:b/>
+                <w:bCs/>
+                <w:sz w:val="16"/>
+                <w:szCs w:val="16"/>
+              </w:rPr>
+              <w:t xml:space="preserve">scenario left out</w:t>
+            </w:r>
+          </w:p>
+        </w:tc>
+        <w:tc>
+          <w:tcPr>
+            <w:tcW w:type="dxa" w:w="1500"/>
+            <w:shd w:fill="EDF1F5" w:val="clear"/>
+            <w:tcMar>
+              <w:top w:type="dxa" w:w="50"/>
+              <w:left w:type="dxa" w:w="80"/>
+              <w:bottom w:type="dxa" w:w="50"/>
+              <w:right w:type="dxa" w:w="80"/>
+            </w:tcMar>
+          </w:tcPr>
+          <w:p>
+            <w:pPr>
+              <w:spacing w:after="0" w:line="240"/>
+              <w:jc w:val="right"/>
+            </w:pPr>
+            <w:r>
+              <w:rPr>
+                <w:rFonts w:ascii="Calibri" w:cs="Calibri" w:eastAsia="Calibri" w:hAnsi="Calibri"/>
+                <w:b/>
+                <w:bCs/>
+                <w:sz w:val="16"/>
+                <w:szCs w:val="16"/>
+              </w:rPr>
+              <w:t xml:space="preserve">patients</w:t>
+            </w:r>
+          </w:p>
+        </w:tc>
+        <w:tc>
+          <w:tcPr>
+            <w:tcW w:type="dxa" w:w="1500"/>
+            <w:shd w:fill="EDF1F5" w:val="clear"/>
+            <w:tcMar>
+              <w:top w:type="dxa" w:w="50"/>
+              <w:left w:type="dxa" w:w="80"/>
+              <w:bottom w:type="dxa" w:w="50"/>
+              <w:right w:type="dxa" w:w="80"/>
+            </w:tcMar>
+          </w:tcPr>
+          <w:p>
+            <w:pPr>
+              <w:spacing w:after="0" w:line="240"/>
+              <w:jc w:val="right"/>
+            </w:pPr>
+            <w:r>
+              <w:rPr>
+                <w:rFonts w:ascii="Calibri" w:cs="Calibri" w:eastAsia="Calibri" w:hAnsi="Calibri"/>
+                <w:b/>
+                <w:bCs/>
+                <w:sz w:val="16"/>
+                <w:szCs w:val="16"/>
+              </w:rPr>
+              <w:t xml:space="preserve">events</w:t>
+            </w:r>
+          </w:p>
+        </w:tc>
+        <w:tc>
+          <w:tcPr>
+            <w:tcW w:type="dxa" w:w="2100"/>
+            <w:shd w:fill="EDF1F5" w:val="clear"/>
+            <w:tcMar>
+              <w:top w:type="dxa" w:w="50"/>
+              <w:left w:type="dxa" w:w="80"/>
+              <w:bottom w:type="dxa" w:w="50"/>
+              <w:right w:type="dxa" w:w="80"/>
+            </w:tcMar>
+          </w:tcPr>
+          <w:p>
+            <w:pPr>
+              <w:spacing w:after="0" w:line="240"/>
+              <w:jc w:val="right"/>
+            </w:pPr>
+            <w:r>
+              <w:rPr>
+                <w:rFonts w:ascii="Calibri" w:cs="Calibri" w:eastAsia="Calibri" w:hAnsi="Calibri"/>
+                <w:b/>
+                <w:bCs/>
+                <w:sz w:val="16"/>
+                <w:szCs w:val="16"/>
+              </w:rPr>
+              <w:t xml:space="preserve">effective sample size</w:t>
+            </w:r>
+          </w:p>
+        </w:tc>
+        <w:tc>
+          <w:tcPr>
+            <w:tcW w:type="dxa" w:w="1900"/>
+            <w:shd w:fill="EDF1F5" w:val="clear"/>
+            <w:tcMar>
+              <w:top w:type="dxa" w:w="50"/>
+              <w:left w:type="dxa" w:w="80"/>
+              <w:bottom w:type="dxa" w:w="50"/>
+              <w:right w:type="dxa" w:w="80"/>
+            </w:tcMar>
+          </w:tcPr>
+          <w:p>
+            <w:pPr>
+              <w:spacing w:after="0" w:line="240"/>
+              <w:jc w:val="right"/>
+            </w:pPr>
+            <w:r>
+              <w:rPr>
+                <w:rFonts w:ascii="Calibri" w:cs="Calibri" w:eastAsia="Calibri" w:hAnsi="Calibri"/>
+                <w:b/>
+                <w:bCs/>
+                <w:sz w:val="16"/>
+                <w:szCs w:val="16"/>
+              </w:rPr>
+              <w:t xml:space="preserve">events − patients</w:t>
+            </w:r>
+          </w:p>
+        </w:tc>
+        <w:tc>
+          <w:tcPr>
+            <w:tcW w:type="dxa" w:w="1760"/>
+            <w:shd w:fill="EDF1F5" w:val="clear"/>
+            <w:tcMar>
+              <w:top w:type="dxa" w:w="50"/>
+              <w:left w:type="dxa" w:w="80"/>
+              <w:bottom w:type="dxa" w:w="50"/>
+              <w:right w:type="dxa" w:w="80"/>
+            </w:tcMar>
+          </w:tcPr>
+          <w:p>
+            <w:pPr>
+              <w:spacing w:after="0" w:line="240"/>
+              <w:jc w:val="right"/>
+            </w:pPr>
+            <w:r>
+              <w:rPr>
+                <w:rFonts w:ascii="Calibri" w:cs="Calibri" w:eastAsia="Calibri" w:hAnsi="Calibri"/>
+                <w:b/>
+                <w:bCs/>
+                <w:sz w:val="16"/>
+                <w:szCs w:val="16"/>
+              </w:rPr>
+              <w:t xml:space="preserve">ESS − patients</w:t>
+            </w:r>
+          </w:p>
+        </w:tc>
+      </w:tr>
+      <w:tr>
+        <w:trPr>
+          <w:cantSplit/>
+        </w:trPr>
+        <w:tc>
+          <w:tcPr>
+            <w:tcW w:type="dxa" w:w="2100"/>
+            <w:tcMar>
+              <w:top w:type="dxa" w:w="50"/>
+              <w:left w:type="dxa" w:w="80"/>
+              <w:bottom w:type="dxa" w:w="50"/>
+              <w:right w:type="dxa" w:w="80"/>
+            </w:tcMar>
+          </w:tcPr>
+          <w:p>
+            <w:pPr>
+              <w:spacing w:after="0" w:line="240"/>
+              <w:jc w:val="left"/>
+            </w:pPr>
+            <w:r>
+              <w:rPr>
+                <w:rFonts w:ascii="Calibri" w:cs="Calibri" w:eastAsia="Calibri" w:hAnsi="Calibri"/>
+                <w:sz w:val="16"/>
+                <w:szCs w:val="16"/>
+              </w:rPr>
+              <w:t xml:space="preserve">1</w:t>
+            </w:r>
+          </w:p>
+        </w:tc>
+        <w:tc>
+          <w:tcPr>
+            <w:tcW w:type="dxa" w:w="1500"/>
+            <w:tcMar>
+              <w:top w:type="dxa" w:w="50"/>
+              <w:left w:type="dxa" w:w="80"/>
+              <w:bottom w:type="dxa" w:w="50"/>
+              <w:right w:type="dxa" w:w="80"/>
+            </w:tcMar>
+          </w:tcPr>
+          <w:p>
+            <w:pPr>
+              <w:spacing w:after="0" w:line="240"/>
+              <w:jc w:val="right"/>
+            </w:pPr>
+            <w:r>
+              <w:rPr>
+                <w:rFonts w:ascii="Calibri" w:cs="Calibri" w:eastAsia="Calibri" w:hAnsi="Calibri"/>
+                <w:sz w:val="16"/>
+                <w:szCs w:val="16"/>
+              </w:rPr>
+              <w:t xml:space="preserve">0.337</w:t>
+            </w:r>
+          </w:p>
+        </w:tc>
+        <w:tc>
+          <w:tcPr>
+            <w:tcW w:type="dxa" w:w="1500"/>
+            <w:tcMar>
+              <w:top w:type="dxa" w:w="50"/>
+              <w:left w:type="dxa" w:w="80"/>
+              <w:bottom w:type="dxa" w:w="50"/>
+              <w:right w:type="dxa" w:w="80"/>
+            </w:tcMar>
+          </w:tcPr>
+          <w:p>
+            <w:pPr>
+              <w:spacing w:after="0" w:line="240"/>
+              <w:jc w:val="right"/>
+            </w:pPr>
+            <w:r>
+              <w:rPr>
+                <w:rFonts w:ascii="Calibri" w:cs="Calibri" w:eastAsia="Calibri" w:hAnsi="Calibri"/>
+                <w:sz w:val="16"/>
+                <w:szCs w:val="16"/>
+              </w:rPr>
+              <w:t xml:space="preserve">0.347</w:t>
+            </w:r>
+          </w:p>
+        </w:tc>
+        <w:tc>
+          <w:tcPr>
+            <w:tcW w:type="dxa" w:w="2100"/>
+            <w:tcMar>
+              <w:top w:type="dxa" w:w="50"/>
+              <w:left w:type="dxa" w:w="80"/>
+              <w:bottom w:type="dxa" w:w="50"/>
+              <w:right w:type="dxa" w:w="80"/>
+            </w:tcMar>
+          </w:tcPr>
+          <w:p>
+            <w:pPr>
+              <w:spacing w:after="0" w:line="240"/>
+              <w:jc w:val="right"/>
+            </w:pPr>
+            <w:r>
+              <w:rPr>
+                <w:rFonts w:ascii="Calibri" w:cs="Calibri" w:eastAsia="Calibri" w:hAnsi="Calibri"/>
+                <w:sz w:val="16"/>
+                <w:szCs w:val="16"/>
+              </w:rPr>
+              <w:t xml:space="preserve">0.340</w:t>
+            </w:r>
+          </w:p>
+        </w:tc>
+        <w:tc>
+          <w:tcPr>
+            <w:tcW w:type="dxa" w:w="1900"/>
+            <w:tcMar>
+              <w:top w:type="dxa" w:w="50"/>
+              <w:left w:type="dxa" w:w="80"/>
+              <w:bottom w:type="dxa" w:w="50"/>
+              <w:right w:type="dxa" w:w="80"/>
+            </w:tcMar>
+          </w:tcPr>
+          <w:p>
+            <w:pPr>
+              <w:spacing w:after="0" w:line="240"/>
+              <w:jc w:val="right"/>
+            </w:pPr>
+            <w:r>
+              <w:rPr>
+                <w:rFonts w:ascii="Calibri" w:cs="Calibri" w:eastAsia="Calibri" w:hAnsi="Calibri"/>
+                <w:sz w:val="16"/>
+                <w:szCs w:val="16"/>
+              </w:rPr>
+              <w:t xml:space="preserve">0.010</w:t>
+            </w:r>
+          </w:p>
+        </w:tc>
+        <w:tc>
+          <w:tcPr>
+            <w:tcW w:type="dxa" w:w="1760"/>
+            <w:tcMar>
+              <w:top w:type="dxa" w:w="50"/>
+              <w:left w:type="dxa" w:w="80"/>
+              <w:bottom w:type="dxa" w:w="50"/>
+              <w:right w:type="dxa" w:w="80"/>
+            </w:tcMar>
+          </w:tcPr>
+          <w:p>
+            <w:pPr>
+              <w:spacing w:after="0" w:line="240"/>
+              <w:jc w:val="right"/>
+            </w:pPr>
+            <w:r>
+              <w:rPr>
+                <w:rFonts w:ascii="Calibri" w:cs="Calibri" w:eastAsia="Calibri" w:hAnsi="Calibri"/>
+                <w:sz w:val="16"/>
+                <w:szCs w:val="16"/>
+              </w:rPr>
+              <w:t xml:space="preserve">0.003</w:t>
+            </w:r>
+          </w:p>
+        </w:tc>
+      </w:tr>
+      <w:tr>
+        <w:trPr>
+          <w:cantSplit/>
+        </w:trPr>
+        <w:tc>
+          <w:tcPr>
+            <w:tcW w:type="dxa" w:w="2100"/>
+            <w:tcMar>
+              <w:top w:type="dxa" w:w="50"/>
+              <w:left w:type="dxa" w:w="80"/>
+              <w:bottom w:type="dxa" w:w="50"/>
+              <w:right w:type="dxa" w:w="80"/>
+            </w:tcMar>
+          </w:tcPr>
+          <w:p>
+            <w:pPr>
+              <w:spacing w:after="0" w:line="240"/>
+              <w:jc w:val="left"/>
+            </w:pPr>
+            <w:r>
+              <w:rPr>
+                <w:rFonts w:ascii="Calibri" w:cs="Calibri" w:eastAsia="Calibri" w:hAnsi="Calibri"/>
+                <w:sz w:val="16"/>
+                <w:szCs w:val="16"/>
+              </w:rPr>
+              <w:t xml:space="preserve">2</w:t>
+            </w:r>
+          </w:p>
+        </w:tc>
+        <w:tc>
+          <w:tcPr>
+            <w:tcW w:type="dxa" w:w="1500"/>
+            <w:tcMar>
+              <w:top w:type="dxa" w:w="50"/>
+              <w:left w:type="dxa" w:w="80"/>
+              <w:bottom w:type="dxa" w:w="50"/>
+              <w:right w:type="dxa" w:w="80"/>
+            </w:tcMar>
+          </w:tcPr>
+          <w:p>
+            <w:pPr>
+              <w:spacing w:after="0" w:line="240"/>
+              <w:jc w:val="right"/>
+            </w:pPr>
+            <w:r>
+              <w:rPr>
+                <w:rFonts w:ascii="Calibri" w:cs="Calibri" w:eastAsia="Calibri" w:hAnsi="Calibri"/>
+                <w:sz w:val="16"/>
+                <w:szCs w:val="16"/>
+              </w:rPr>
+              <w:t xml:space="preserve">0.353</w:t>
+            </w:r>
+          </w:p>
+        </w:tc>
+        <w:tc>
+          <w:tcPr>
+            <w:tcW w:type="dxa" w:w="1500"/>
+            <w:tcMar>
+              <w:top w:type="dxa" w:w="50"/>
+              <w:left w:type="dxa" w:w="80"/>
+              <w:bottom w:type="dxa" w:w="50"/>
+              <w:right w:type="dxa" w:w="80"/>
+            </w:tcMar>
+          </w:tcPr>
+          <w:p>
+            <w:pPr>
+              <w:spacing w:after="0" w:line="240"/>
+              <w:jc w:val="right"/>
+            </w:pPr>
+            <w:r>
+              <w:rPr>
+                <w:rFonts w:ascii="Calibri" w:cs="Calibri" w:eastAsia="Calibri" w:hAnsi="Calibri"/>
+                <w:sz w:val="16"/>
+                <w:szCs w:val="16"/>
+              </w:rPr>
+              <w:t xml:space="preserve">0.357</w:t>
+            </w:r>
+          </w:p>
+        </w:tc>
+        <w:tc>
+          <w:tcPr>
+            <w:tcW w:type="dxa" w:w="2100"/>
+            <w:tcMar>
+              <w:top w:type="dxa" w:w="50"/>
+              <w:left w:type="dxa" w:w="80"/>
+              <w:bottom w:type="dxa" w:w="50"/>
+              <w:right w:type="dxa" w:w="80"/>
+            </w:tcMar>
+          </w:tcPr>
+          <w:p>
+            <w:pPr>
+              <w:spacing w:after="0" w:line="240"/>
+              <w:jc w:val="right"/>
+            </w:pPr>
+            <w:r>
+              <w:rPr>
+                <w:rFonts w:ascii="Calibri" w:cs="Calibri" w:eastAsia="Calibri" w:hAnsi="Calibri"/>
+                <w:sz w:val="16"/>
+                <w:szCs w:val="16"/>
+              </w:rPr>
+              <w:t xml:space="preserve">0.355</w:t>
+            </w:r>
+          </w:p>
+        </w:tc>
+        <w:tc>
+          <w:tcPr>
+            <w:tcW w:type="dxa" w:w="1900"/>
+            <w:tcMar>
+              <w:top w:type="dxa" w:w="50"/>
+              <w:left w:type="dxa" w:w="80"/>
+              <w:bottom w:type="dxa" w:w="50"/>
+              <w:right w:type="dxa" w:w="80"/>
+            </w:tcMar>
+          </w:tcPr>
+          <w:p>
+            <w:pPr>
+              <w:spacing w:after="0" w:line="240"/>
+              <w:jc w:val="right"/>
+            </w:pPr>
+            <w:r>
+              <w:rPr>
+                <w:rFonts w:ascii="Calibri" w:cs="Calibri" w:eastAsia="Calibri" w:hAnsi="Calibri"/>
+                <w:sz w:val="16"/>
+                <w:szCs w:val="16"/>
+              </w:rPr>
+              <w:t xml:space="preserve">0.004</w:t>
+            </w:r>
+          </w:p>
+        </w:tc>
+        <w:tc>
+          <w:tcPr>
+            <w:tcW w:type="dxa" w:w="1760"/>
+            <w:tcMar>
+              <w:top w:type="dxa" w:w="50"/>
+              <w:left w:type="dxa" w:w="80"/>
+              <w:bottom w:type="dxa" w:w="50"/>
+              <w:right w:type="dxa" w:w="80"/>
+            </w:tcMar>
+          </w:tcPr>
+          <w:p>
+            <w:pPr>
+              <w:spacing w:after="0" w:line="240"/>
+              <w:jc w:val="right"/>
+            </w:pPr>
+            <w:r>
+              <w:rPr>
+                <w:rFonts w:ascii="Calibri" w:cs="Calibri" w:eastAsia="Calibri" w:hAnsi="Calibri"/>
+                <w:sz w:val="16"/>
+                <w:szCs w:val="16"/>
+              </w:rPr>
+              <w:t xml:space="preserve">0.002</w:t>
+            </w:r>
+          </w:p>
+        </w:tc>
+      </w:tr>
+      <w:tr>
+        <w:trPr>
+          <w:cantSplit/>
+        </w:trPr>
+        <w:tc>
+          <w:tcPr>
+            <w:tcW w:type="dxa" w:w="2100"/>
+            <w:tcMar>
+              <w:top w:type="dxa" w:w="50"/>
+              <w:left w:type="dxa" w:w="80"/>
+              <w:bottom w:type="dxa" w:w="50"/>
+              <w:right w:type="dxa" w:w="80"/>
+            </w:tcMar>
+          </w:tcPr>
+          <w:p>
+            <w:pPr>
+              <w:spacing w:after="0" w:line="240"/>
+              <w:jc w:val="left"/>
+            </w:pPr>
+            <w:r>
+              <w:rPr>
+                <w:rFonts w:ascii="Calibri" w:cs="Calibri" w:eastAsia="Calibri" w:hAnsi="Calibri"/>
+                <w:sz w:val="16"/>
+                <w:szCs w:val="16"/>
+              </w:rPr>
+              <w:t xml:space="preserve">3</w:t>
+            </w:r>
+          </w:p>
+        </w:tc>
+        <w:tc>
+          <w:tcPr>
+            <w:tcW w:type="dxa" w:w="1500"/>
+            <w:tcMar>
+              <w:top w:type="dxa" w:w="50"/>
+              <w:left w:type="dxa" w:w="80"/>
+              <w:bottom w:type="dxa" w:w="50"/>
+              <w:right w:type="dxa" w:w="80"/>
+            </w:tcMar>
+          </w:tcPr>
+          <w:p>
+            <w:pPr>
+              <w:spacing w:after="0" w:line="240"/>
+              <w:jc w:val="right"/>
+            </w:pPr>
+            <w:r>
+              <w:rPr>
+                <w:rFonts w:ascii="Calibri" w:cs="Calibri" w:eastAsia="Calibri" w:hAnsi="Calibri"/>
+                <w:sz w:val="16"/>
+                <w:szCs w:val="16"/>
+              </w:rPr>
+              <w:t xml:space="preserve">0.349</w:t>
+            </w:r>
+          </w:p>
+        </w:tc>
+        <w:tc>
+          <w:tcPr>
+            <w:tcW w:type="dxa" w:w="1500"/>
+            <w:tcMar>
+              <w:top w:type="dxa" w:w="50"/>
+              <w:left w:type="dxa" w:w="80"/>
+              <w:bottom w:type="dxa" w:w="50"/>
+              <w:right w:type="dxa" w:w="80"/>
+            </w:tcMar>
+          </w:tcPr>
+          <w:p>
+            <w:pPr>
+              <w:spacing w:after="0" w:line="240"/>
+              <w:jc w:val="right"/>
+            </w:pPr>
+            <w:r>
+              <w:rPr>
+                <w:rFonts w:ascii="Calibri" w:cs="Calibri" w:eastAsia="Calibri" w:hAnsi="Calibri"/>
+                <w:sz w:val="16"/>
+                <w:szCs w:val="16"/>
+              </w:rPr>
+              <w:t xml:space="preserve">0.354</w:t>
+            </w:r>
+          </w:p>
+        </w:tc>
+        <w:tc>
+          <w:tcPr>
+            <w:tcW w:type="dxa" w:w="2100"/>
+            <w:tcMar>
+              <w:top w:type="dxa" w:w="50"/>
+              <w:left w:type="dxa" w:w="80"/>
+              <w:bottom w:type="dxa" w:w="50"/>
+              <w:right w:type="dxa" w:w="80"/>
+            </w:tcMar>
+          </w:tcPr>
+          <w:p>
+            <w:pPr>
+              <w:spacing w:after="0" w:line="240"/>
+              <w:jc w:val="right"/>
+            </w:pPr>
+            <w:r>
+              <w:rPr>
+                <w:rFonts w:ascii="Calibri" w:cs="Calibri" w:eastAsia="Calibri" w:hAnsi="Calibri"/>
+                <w:sz w:val="16"/>
+                <w:szCs w:val="16"/>
+              </w:rPr>
+              <w:t xml:space="preserve">0.340</w:t>
+            </w:r>
+          </w:p>
+        </w:tc>
+        <w:tc>
+          <w:tcPr>
+            <w:tcW w:type="dxa" w:w="1900"/>
+            <w:tcMar>
+              <w:top w:type="dxa" w:w="50"/>
+              <w:left w:type="dxa" w:w="80"/>
+              <w:bottom w:type="dxa" w:w="50"/>
+              <w:right w:type="dxa" w:w="80"/>
+            </w:tcMar>
+          </w:tcPr>
+          <w:p>
+            <w:pPr>
+              <w:spacing w:after="0" w:line="240"/>
+              <w:jc w:val="right"/>
+            </w:pPr>
+            <w:r>
+              <w:rPr>
+                <w:rFonts w:ascii="Calibri" w:cs="Calibri" w:eastAsia="Calibri" w:hAnsi="Calibri"/>
+                <w:sz w:val="16"/>
+                <w:szCs w:val="16"/>
+              </w:rPr>
+              <w:t xml:space="preserve">0.005</w:t>
+            </w:r>
+          </w:p>
+        </w:tc>
+        <w:tc>
+          <w:tcPr>
+            <w:tcW w:type="dxa" w:w="1760"/>
+            <w:tcMar>
+              <w:top w:type="dxa" w:w="50"/>
+              <w:left w:type="dxa" w:w="80"/>
+              <w:bottom w:type="dxa" w:w="50"/>
+              <w:right w:type="dxa" w:w="80"/>
+            </w:tcMar>
+          </w:tcPr>
+          <w:p>
+            <w:pPr>
+              <w:spacing w:after="0" w:line="240"/>
+              <w:jc w:val="right"/>
+            </w:pPr>
+            <w:r>
+              <w:rPr>
+                <w:rFonts w:ascii="Calibri" w:cs="Calibri" w:eastAsia="Calibri" w:hAnsi="Calibri"/>
+                <w:sz w:val="16"/>
+                <w:szCs w:val="16"/>
+              </w:rPr>
+              <w:t xml:space="preserve">-0.008</w:t>
+            </w:r>
+          </w:p>
+        </w:tc>
+      </w:tr>
+      <w:tr>
+        <w:trPr>
+          <w:cantSplit/>
+        </w:trPr>
+        <w:tc>
+          <w:tcPr>
+            <w:tcW w:type="dxa" w:w="2100"/>
+            <w:tcMar>
+              <w:top w:type="dxa" w:w="50"/>
+              <w:left w:type="dxa" w:w="80"/>
+              <w:bottom w:type="dxa" w:w="50"/>
+              <w:right w:type="dxa" w:w="80"/>
+            </w:tcMar>
+          </w:tcPr>
+          <w:p>
+            <w:pPr>
+              <w:spacing w:after="0" w:line="240"/>
+              <w:jc w:val="left"/>
+            </w:pPr>
+            <w:r>
+              <w:rPr>
+                <w:rFonts w:ascii="Calibri" w:cs="Calibri" w:eastAsia="Calibri" w:hAnsi="Calibri"/>
+                <w:sz w:val="16"/>
+                <w:szCs w:val="16"/>
+              </w:rPr>
+              <w:t xml:space="preserve">4</w:t>
+            </w:r>
+          </w:p>
+        </w:tc>
+        <w:tc>
+          <w:tcPr>
+            <w:tcW w:type="dxa" w:w="1500"/>
+            <w:tcMar>
+              <w:top w:type="dxa" w:w="50"/>
+              <w:left w:type="dxa" w:w="80"/>
+              <w:bottom w:type="dxa" w:w="50"/>
+              <w:right w:type="dxa" w:w="80"/>
+            </w:tcMar>
+          </w:tcPr>
+          <w:p>
+            <w:pPr>
+              <w:spacing w:after="0" w:line="240"/>
+              <w:jc w:val="right"/>
+            </w:pPr>
+            <w:r>
+              <w:rPr>
+                <w:rFonts w:ascii="Calibri" w:cs="Calibri" w:eastAsia="Calibri" w:hAnsi="Calibri"/>
+                <w:sz w:val="16"/>
+                <w:szCs w:val="16"/>
+              </w:rPr>
+              <w:t xml:space="preserve">0.343</w:t>
+            </w:r>
+          </w:p>
+        </w:tc>
+        <w:tc>
+          <w:tcPr>
+            <w:tcW w:type="dxa" w:w="1500"/>
+            <w:tcMar>
+              <w:top w:type="dxa" w:w="50"/>
+              <w:left w:type="dxa" w:w="80"/>
+              <w:bottom w:type="dxa" w:w="50"/>
+              <w:right w:type="dxa" w:w="80"/>
+            </w:tcMar>
+          </w:tcPr>
+          <w:p>
+            <w:pPr>
+              <w:spacing w:after="0" w:line="240"/>
+              <w:jc w:val="right"/>
+            </w:pPr>
+            <w:r>
+              <w:rPr>
+                <w:rFonts w:ascii="Calibri" w:cs="Calibri" w:eastAsia="Calibri" w:hAnsi="Calibri"/>
+                <w:sz w:val="16"/>
+                <w:szCs w:val="16"/>
+              </w:rPr>
+              <w:t xml:space="preserve">0.348</w:t>
+            </w:r>
+          </w:p>
+        </w:tc>
+        <w:tc>
+          <w:tcPr>
+            <w:tcW w:type="dxa" w:w="2100"/>
+            <w:tcMar>
+              <w:top w:type="dxa" w:w="50"/>
+              <w:left w:type="dxa" w:w="80"/>
+              <w:bottom w:type="dxa" w:w="50"/>
+              <w:right w:type="dxa" w:w="80"/>
+            </w:tcMar>
+          </w:tcPr>
+          <w:p>
+            <w:pPr>
+              <w:spacing w:after="0" w:line="240"/>
+              <w:jc w:val="right"/>
+            </w:pPr>
+            <w:r>
+              <w:rPr>
+                <w:rFonts w:ascii="Calibri" w:cs="Calibri" w:eastAsia="Calibri" w:hAnsi="Calibri"/>
+                <w:sz w:val="16"/>
+                <w:szCs w:val="16"/>
+              </w:rPr>
+              <w:t xml:space="preserve">0.345</w:t>
+            </w:r>
+          </w:p>
+        </w:tc>
+        <w:tc>
+          <w:tcPr>
+            <w:tcW w:type="dxa" w:w="1900"/>
+            <w:tcMar>
+              <w:top w:type="dxa" w:w="50"/>
+              <w:left w:type="dxa" w:w="80"/>
+              <w:bottom w:type="dxa" w:w="50"/>
+              <w:right w:type="dxa" w:w="80"/>
+            </w:tcMar>
+          </w:tcPr>
+          <w:p>
+            <w:pPr>
+              <w:spacing w:after="0" w:line="240"/>
+              <w:jc w:val="right"/>
+            </w:pPr>
+            <w:r>
+              <w:rPr>
+                <w:rFonts w:ascii="Calibri" w:cs="Calibri" w:eastAsia="Calibri" w:hAnsi="Calibri"/>
+                <w:sz w:val="16"/>
+                <w:szCs w:val="16"/>
+              </w:rPr>
+              <w:t xml:space="preserve">0.006</w:t>
+            </w:r>
+          </w:p>
+        </w:tc>
+        <w:tc>
+          <w:tcPr>
+            <w:tcW w:type="dxa" w:w="1760"/>
+            <w:tcMar>
+              <w:top w:type="dxa" w:w="50"/>
+              <w:left w:type="dxa" w:w="80"/>
+              <w:bottom w:type="dxa" w:w="50"/>
+              <w:right w:type="dxa" w:w="80"/>
+            </w:tcMar>
+          </w:tcPr>
+          <w:p>
+            <w:pPr>
+              <w:spacing w:after="0" w:line="240"/>
+              <w:jc w:val="right"/>
+            </w:pPr>
+            <w:r>
+              <w:rPr>
+                <w:rFonts w:ascii="Calibri" w:cs="Calibri" w:eastAsia="Calibri" w:hAnsi="Calibri"/>
+                <w:sz w:val="16"/>
+                <w:szCs w:val="16"/>
+              </w:rPr>
+              <w:t xml:space="preserve">0.002</w:t>
+            </w:r>
+          </w:p>
+        </w:tc>
+      </w:tr>
+      <w:tr>
+        <w:trPr>
+          <w:cantSplit/>
+        </w:trPr>
+        <w:tc>
+          <w:tcPr>
+            <w:tcW w:type="dxa" w:w="2100"/>
+            <w:tcMar>
+              <w:top w:type="dxa" w:w="50"/>
+              <w:left w:type="dxa" w:w="80"/>
+              <w:bottom w:type="dxa" w:w="50"/>
+              <w:right w:type="dxa" w:w="80"/>
+            </w:tcMar>
+          </w:tcPr>
+          <w:p>
+            <w:pPr>
+              <w:spacing w:after="0" w:line="240"/>
+              <w:jc w:val="left"/>
+            </w:pPr>
+            <w:r>
+              <w:rPr>
+                <w:rFonts w:ascii="Calibri" w:cs="Calibri" w:eastAsia="Calibri" w:hAnsi="Calibri"/>
+                <w:sz w:val="16"/>
+                <w:szCs w:val="16"/>
+              </w:rPr>
+              <w:t xml:space="preserve">5</w:t>
+            </w:r>
+          </w:p>
+        </w:tc>
+        <w:tc>
+          <w:tcPr>
+            <w:tcW w:type="dxa" w:w="1500"/>
+            <w:tcMar>
+              <w:top w:type="dxa" w:w="50"/>
+              <w:left w:type="dxa" w:w="80"/>
+              <w:bottom w:type="dxa" w:w="50"/>
+              <w:right w:type="dxa" w:w="80"/>
+            </w:tcMar>
+          </w:tcPr>
+          <w:p>
+            <w:pPr>
+              <w:spacing w:after="0" w:line="240"/>
+              <w:jc w:val="right"/>
+            </w:pPr>
+            <w:r>
+              <w:rPr>
+                <w:rFonts w:ascii="Calibri" w:cs="Calibri" w:eastAsia="Calibri" w:hAnsi="Calibri"/>
+                <w:sz w:val="16"/>
+                <w:szCs w:val="16"/>
+              </w:rPr>
+              <w:t xml:space="preserve">0.351</w:t>
+            </w:r>
+          </w:p>
+        </w:tc>
+        <w:tc>
+          <w:tcPr>
+            <w:tcW w:type="dxa" w:w="1500"/>
+            <w:tcMar>
+              <w:top w:type="dxa" w:w="50"/>
+              <w:left w:type="dxa" w:w="80"/>
+              <w:bottom w:type="dxa" w:w="50"/>
+              <w:right w:type="dxa" w:w="80"/>
+            </w:tcMar>
+          </w:tcPr>
+          <w:p>
+            <w:pPr>
+              <w:spacing w:after="0" w:line="240"/>
+              <w:jc w:val="right"/>
+            </w:pPr>
+            <w:r>
+              <w:rPr>
+                <w:rFonts w:ascii="Calibri" w:cs="Calibri" w:eastAsia="Calibri" w:hAnsi="Calibri"/>
+                <w:sz w:val="16"/>
+                <w:szCs w:val="16"/>
+              </w:rPr>
+              <w:t xml:space="preserve">0.354</w:t>
+            </w:r>
+          </w:p>
+        </w:tc>
+        <w:tc>
+          <w:tcPr>
+            <w:tcW w:type="dxa" w:w="2100"/>
+            <w:tcMar>
+              <w:top w:type="dxa" w:w="50"/>
+              <w:left w:type="dxa" w:w="80"/>
+              <w:bottom w:type="dxa" w:w="50"/>
+              <w:right w:type="dxa" w:w="80"/>
+            </w:tcMar>
+          </w:tcPr>
+          <w:p>
+            <w:pPr>
+              <w:spacing w:after="0" w:line="240"/>
+              <w:jc w:val="right"/>
+            </w:pPr>
+            <w:r>
+              <w:rPr>
+                <w:rFonts w:ascii="Calibri" w:cs="Calibri" w:eastAsia="Calibri" w:hAnsi="Calibri"/>
+                <w:sz w:val="16"/>
+                <w:szCs w:val="16"/>
+              </w:rPr>
+              <w:t xml:space="preserve">0.353</w:t>
+            </w:r>
+          </w:p>
+        </w:tc>
+        <w:tc>
+          <w:tcPr>
+            <w:tcW w:type="dxa" w:w="1900"/>
+            <w:tcMar>
+              <w:top w:type="dxa" w:w="50"/>
+              <w:left w:type="dxa" w:w="80"/>
+              <w:bottom w:type="dxa" w:w="50"/>
+              <w:right w:type="dxa" w:w="80"/>
+            </w:tcMar>
+          </w:tcPr>
+          <w:p>
+            <w:pPr>
+              <w:spacing w:after="0" w:line="240"/>
+              <w:jc w:val="right"/>
+            </w:pPr>
+            <w:r>
+              <w:rPr>
+                <w:rFonts w:ascii="Calibri" w:cs="Calibri" w:eastAsia="Calibri" w:hAnsi="Calibri"/>
+                <w:sz w:val="16"/>
+                <w:szCs w:val="16"/>
+              </w:rPr>
+              <w:t xml:space="preserve">0.003</w:t>
+            </w:r>
+          </w:p>
+        </w:tc>
+        <w:tc>
+          <w:tcPr>
+            <w:tcW w:type="dxa" w:w="1760"/>
+            <w:tcMar>
+              <w:top w:type="dxa" w:w="50"/>
+              <w:left w:type="dxa" w:w="80"/>
+              <w:bottom w:type="dxa" w:w="50"/>
+              <w:right w:type="dxa" w:w="80"/>
+            </w:tcMar>
+          </w:tcPr>
+          <w:p>
+            <w:pPr>
+              <w:spacing w:after="0" w:line="240"/>
+              <w:jc w:val="right"/>
+            </w:pPr>
+            <w:r>
+              <w:rPr>
+                <w:rFonts w:ascii="Calibri" w:cs="Calibri" w:eastAsia="Calibri" w:hAnsi="Calibri"/>
+                <w:sz w:val="16"/>
+                <w:szCs w:val="16"/>
+              </w:rPr>
+              <w:t xml:space="preserve">0.002</w:t>
+            </w:r>
+          </w:p>
+        </w:tc>
+      </w:tr>
+      <w:tr>
+        <w:trPr>
+          <w:cantSplit/>
+        </w:trPr>
+        <w:tc>
+          <w:tcPr>
+            <w:tcW w:type="dxa" w:w="2100"/>
+            <w:tcMar>
+              <w:top w:type="dxa" w:w="50"/>
+              <w:left w:type="dxa" w:w="80"/>
+              <w:bottom w:type="dxa" w:w="50"/>
+              <w:right w:type="dxa" w:w="80"/>
+            </w:tcMar>
+          </w:tcPr>
+          <w:p>
+            <w:pPr>
+              <w:spacing w:after="0" w:line="240"/>
+              <w:jc w:val="left"/>
+            </w:pPr>
+            <w:r>
+              <w:rPr>
+                <w:rFonts w:ascii="Calibri" w:cs="Calibri" w:eastAsia="Calibri" w:hAnsi="Calibri"/>
+                <w:sz w:val="16"/>
+                <w:szCs w:val="16"/>
+              </w:rPr>
+              <w:t xml:space="preserve">6</w:t>
+            </w:r>
+          </w:p>
+        </w:tc>
+        <w:tc>
+          <w:tcPr>
+            <w:tcW w:type="dxa" w:w="1500"/>
+            <w:tcMar>
+              <w:top w:type="dxa" w:w="50"/>
+              <w:left w:type="dxa" w:w="80"/>
+              <w:bottom w:type="dxa" w:w="50"/>
+              <w:right w:type="dxa" w:w="80"/>
+            </w:tcMar>
+          </w:tcPr>
+          <w:p>
+            <w:pPr>
+              <w:spacing w:after="0" w:line="240"/>
+              <w:jc w:val="right"/>
+            </w:pPr>
+            <w:r>
+              <w:rPr>
+                <w:rFonts w:ascii="Calibri" w:cs="Calibri" w:eastAsia="Calibri" w:hAnsi="Calibri"/>
+                <w:sz w:val="16"/>
+                <w:szCs w:val="16"/>
+              </w:rPr>
+              <w:t xml:space="preserve">0.344</w:t>
+            </w:r>
+          </w:p>
+        </w:tc>
+        <w:tc>
+          <w:tcPr>
+            <w:tcW w:type="dxa" w:w="1500"/>
+            <w:tcMar>
+              <w:top w:type="dxa" w:w="50"/>
+              <w:left w:type="dxa" w:w="80"/>
+              <w:bottom w:type="dxa" w:w="50"/>
+              <w:right w:type="dxa" w:w="80"/>
+            </w:tcMar>
+          </w:tcPr>
+          <w:p>
+            <w:pPr>
+              <w:spacing w:after="0" w:line="240"/>
+              <w:jc w:val="right"/>
+            </w:pPr>
+            <w:r>
+              <w:rPr>
+                <w:rFonts w:ascii="Calibri" w:cs="Calibri" w:eastAsia="Calibri" w:hAnsi="Calibri"/>
+                <w:sz w:val="16"/>
+                <w:szCs w:val="16"/>
+              </w:rPr>
+              <w:t xml:space="preserve">0.342</w:t>
+            </w:r>
+          </w:p>
+        </w:tc>
+        <w:tc>
+          <w:tcPr>
+            <w:tcW w:type="dxa" w:w="2100"/>
+            <w:tcMar>
+              <w:top w:type="dxa" w:w="50"/>
+              <w:left w:type="dxa" w:w="80"/>
+              <w:bottom w:type="dxa" w:w="50"/>
+              <w:right w:type="dxa" w:w="80"/>
+            </w:tcMar>
+          </w:tcPr>
+          <w:p>
+            <w:pPr>
+              <w:spacing w:after="0" w:line="240"/>
+              <w:jc w:val="right"/>
+            </w:pPr>
+            <w:r>
+              <w:rPr>
+                <w:rFonts w:ascii="Calibri" w:cs="Calibri" w:eastAsia="Calibri" w:hAnsi="Calibri"/>
+                <w:sz w:val="16"/>
+                <w:szCs w:val="16"/>
+              </w:rPr>
+              <w:t xml:space="preserve">0.338</w:t>
+            </w:r>
+          </w:p>
+        </w:tc>
+        <w:tc>
+          <w:tcPr>
+            <w:tcW w:type="dxa" w:w="1900"/>
+            <w:tcMar>
+              <w:top w:type="dxa" w:w="50"/>
+              <w:left w:type="dxa" w:w="80"/>
+              <w:bottom w:type="dxa" w:w="50"/>
+              <w:right w:type="dxa" w:w="80"/>
+            </w:tcMar>
+          </w:tcPr>
+          <w:p>
+            <w:pPr>
+              <w:spacing w:after="0" w:line="240"/>
+              <w:jc w:val="right"/>
+            </w:pPr>
+            <w:r>
+              <w:rPr>
+                <w:rFonts w:ascii="Calibri" w:cs="Calibri" w:eastAsia="Calibri" w:hAnsi="Calibri"/>
+                <w:sz w:val="16"/>
+                <w:szCs w:val="16"/>
+              </w:rPr>
+              <w:t xml:space="preserve">-0.002</w:t>
+            </w:r>
+          </w:p>
+        </w:tc>
+        <w:tc>
+          <w:tcPr>
+            <w:tcW w:type="dxa" w:w="1760"/>
+            <w:tcMar>
+              <w:top w:type="dxa" w:w="50"/>
+              <w:left w:type="dxa" w:w="80"/>
+              <w:bottom w:type="dxa" w:w="50"/>
+              <w:right w:type="dxa" w:w="80"/>
+            </w:tcMar>
+          </w:tcPr>
+          <w:p>
+            <w:pPr>
+              <w:spacing w:after="0" w:line="240"/>
+              <w:jc w:val="right"/>
+            </w:pPr>
+            <w:r>
+              <w:rPr>
+                <w:rFonts w:ascii="Calibri" w:cs="Calibri" w:eastAsia="Calibri" w:hAnsi="Calibri"/>
+                <w:sz w:val="16"/>
+                <w:szCs w:val="16"/>
+              </w:rPr>
+              <w:t xml:space="preserve">-0.006</w:t>
+            </w:r>
+          </w:p>
+        </w:tc>
+      </w:tr>
+      <w:tr>
+        <w:trPr>
+          <w:cantSplit/>
+        </w:trPr>
+        <w:tc>
+          <w:tcPr>
+            <w:tcW w:type="dxa" w:w="2100"/>
+            <w:tcMar>
+              <w:top w:type="dxa" w:w="50"/>
+              <w:left w:type="dxa" w:w="80"/>
+              <w:bottom w:type="dxa" w:w="50"/>
+              <w:right w:type="dxa" w:w="80"/>
+            </w:tcMar>
+          </w:tcPr>
+          <w:p>
+            <w:pPr>
+              <w:spacing w:after="0" w:line="240"/>
+              <w:jc w:val="left"/>
+            </w:pPr>
+            <w:r>
+              <w:rPr>
+                <w:rFonts w:ascii="Calibri" w:cs="Calibri" w:eastAsia="Calibri" w:hAnsi="Calibri"/>
+                <w:sz w:val="16"/>
+                <w:szCs w:val="16"/>
+              </w:rPr>
+              <w:t xml:space="preserve">7</w:t>
+            </w:r>
+          </w:p>
+        </w:tc>
+        <w:tc>
+          <w:tcPr>
+            <w:tcW w:type="dxa" w:w="1500"/>
+            <w:tcMar>
+              <w:top w:type="dxa" w:w="50"/>
+              <w:left w:type="dxa" w:w="80"/>
+              <w:bottom w:type="dxa" w:w="50"/>
+              <w:right w:type="dxa" w:w="80"/>
+            </w:tcMar>
+          </w:tcPr>
+          <w:p>
+            <w:pPr>
+              <w:spacing w:after="0" w:line="240"/>
+              <w:jc w:val="right"/>
+            </w:pPr>
+            <w:r>
+              <w:rPr>
+                <w:rFonts w:ascii="Calibri" w:cs="Calibri" w:eastAsia="Calibri" w:hAnsi="Calibri"/>
+                <w:sz w:val="16"/>
+                <w:szCs w:val="16"/>
+              </w:rPr>
+              <w:t xml:space="preserve">0.352</w:t>
+            </w:r>
+          </w:p>
+        </w:tc>
+        <w:tc>
+          <w:tcPr>
+            <w:tcW w:type="dxa" w:w="1500"/>
+            <w:tcMar>
+              <w:top w:type="dxa" w:w="50"/>
+              <w:left w:type="dxa" w:w="80"/>
+              <w:bottom w:type="dxa" w:w="50"/>
+              <w:right w:type="dxa" w:w="80"/>
+            </w:tcMar>
+          </w:tcPr>
+          <w:p>
+            <w:pPr>
+              <w:spacing w:after="0" w:line="240"/>
+              <w:jc w:val="right"/>
+            </w:pPr>
+            <w:r>
+              <w:rPr>
+                <w:rFonts w:ascii="Calibri" w:cs="Calibri" w:eastAsia="Calibri" w:hAnsi="Calibri"/>
+                <w:sz w:val="16"/>
+                <w:szCs w:val="16"/>
+              </w:rPr>
+              <w:t xml:space="preserve">0.358</w:t>
+            </w:r>
+          </w:p>
+        </w:tc>
+        <w:tc>
+          <w:tcPr>
+            <w:tcW w:type="dxa" w:w="2100"/>
+            <w:tcMar>
+              <w:top w:type="dxa" w:w="50"/>
+              <w:left w:type="dxa" w:w="80"/>
+              <w:bottom w:type="dxa" w:w="50"/>
+              <w:right w:type="dxa" w:w="80"/>
+            </w:tcMar>
+          </w:tcPr>
+          <w:p>
+            <w:pPr>
+              <w:spacing w:after="0" w:line="240"/>
+              <w:jc w:val="right"/>
+            </w:pPr>
+            <w:r>
+              <w:rPr>
+                <w:rFonts w:ascii="Calibri" w:cs="Calibri" w:eastAsia="Calibri" w:hAnsi="Calibri"/>
+                <w:sz w:val="16"/>
+                <w:szCs w:val="16"/>
+              </w:rPr>
+              <w:t xml:space="preserve">0.354</w:t>
+            </w:r>
+          </w:p>
+        </w:tc>
+        <w:tc>
+          <w:tcPr>
+            <w:tcW w:type="dxa" w:w="1900"/>
+            <w:tcMar>
+              <w:top w:type="dxa" w:w="50"/>
+              <w:left w:type="dxa" w:w="80"/>
+              <w:bottom w:type="dxa" w:w="50"/>
+              <w:right w:type="dxa" w:w="80"/>
+            </w:tcMar>
+          </w:tcPr>
+          <w:p>
+            <w:pPr>
+              <w:spacing w:after="0" w:line="240"/>
+              <w:jc w:val="right"/>
+            </w:pPr>
+            <w:r>
+              <w:rPr>
+                <w:rFonts w:ascii="Calibri" w:cs="Calibri" w:eastAsia="Calibri" w:hAnsi="Calibri"/>
+                <w:sz w:val="16"/>
+                <w:szCs w:val="16"/>
+              </w:rPr>
+              <w:t xml:space="preserve">0.005</w:t>
+            </w:r>
+          </w:p>
+        </w:tc>
+        <w:tc>
+          <w:tcPr>
+            <w:tcW w:type="dxa" w:w="1760"/>
+            <w:tcMar>
+              <w:top w:type="dxa" w:w="50"/>
+              <w:left w:type="dxa" w:w="80"/>
+              <w:bottom w:type="dxa" w:w="50"/>
+              <w:right w:type="dxa" w:w="80"/>
+            </w:tcMar>
+          </w:tcPr>
+          <w:p>
+            <w:pPr>
+              <w:spacing w:after="0" w:line="240"/>
+              <w:jc w:val="right"/>
+            </w:pPr>
+            <w:r>
+              <w:rPr>
+                <w:rFonts w:ascii="Calibri" w:cs="Calibri" w:eastAsia="Calibri" w:hAnsi="Calibri"/>
+                <w:sz w:val="16"/>
+                <w:szCs w:val="16"/>
+              </w:rPr>
+              <w:t xml:space="preserve">0.002</w:t>
+            </w:r>
+          </w:p>
+        </w:tc>
+      </w:tr>
+      <w:tr>
+        <w:trPr>
+          <w:cantSplit/>
+        </w:trPr>
+        <w:tc>
+          <w:tcPr>
+            <w:tcW w:type="dxa" w:w="2100"/>
+            <w:tcMar>
+              <w:top w:type="dxa" w:w="50"/>
+              <w:left w:type="dxa" w:w="80"/>
+              <w:bottom w:type="dxa" w:w="50"/>
+              <w:right w:type="dxa" w:w="80"/>
+            </w:tcMar>
+          </w:tcPr>
+          <w:p>
+            <w:pPr>
+              <w:spacing w:after="0" w:line="240"/>
+              <w:jc w:val="left"/>
+            </w:pPr>
+            <w:r>
+              <w:rPr>
+                <w:rFonts w:ascii="Calibri" w:cs="Calibri" w:eastAsia="Calibri" w:hAnsi="Calibri"/>
+                <w:sz w:val="16"/>
+                <w:szCs w:val="16"/>
+              </w:rPr>
+              <w:t xml:space="preserve">8</w:t>
+            </w:r>
+          </w:p>
+        </w:tc>
+        <w:tc>
+          <w:tcPr>
+            <w:tcW w:type="dxa" w:w="1500"/>
+            <w:tcMar>
+              <w:top w:type="dxa" w:w="50"/>
+              <w:left w:type="dxa" w:w="80"/>
+              <w:bottom w:type="dxa" w:w="50"/>
+              <w:right w:type="dxa" w:w="80"/>
+            </w:tcMar>
+          </w:tcPr>
+          <w:p>
+            <w:pPr>
+              <w:spacing w:after="0" w:line="240"/>
+              <w:jc w:val="right"/>
+            </w:pPr>
+            <w:r>
+              <w:rPr>
+                <w:rFonts w:ascii="Calibri" w:cs="Calibri" w:eastAsia="Calibri" w:hAnsi="Calibri"/>
+                <w:sz w:val="16"/>
+                <w:szCs w:val="16"/>
+              </w:rPr>
+              <w:t xml:space="preserve">0.341</w:t>
+            </w:r>
+          </w:p>
+        </w:tc>
+        <w:tc>
+          <w:tcPr>
+            <w:tcW w:type="dxa" w:w="1500"/>
+            <w:tcMar>
+              <w:top w:type="dxa" w:w="50"/>
+              <w:left w:type="dxa" w:w="80"/>
+              <w:bottom w:type="dxa" w:w="50"/>
+              <w:right w:type="dxa" w:w="80"/>
+            </w:tcMar>
+          </w:tcPr>
+          <w:p>
+            <w:pPr>
+              <w:spacing w:after="0" w:line="240"/>
+              <w:jc w:val="right"/>
+            </w:pPr>
+            <w:r>
+              <w:rPr>
+                <w:rFonts w:ascii="Calibri" w:cs="Calibri" w:eastAsia="Calibri" w:hAnsi="Calibri"/>
+                <w:sz w:val="16"/>
+                <w:szCs w:val="16"/>
+              </w:rPr>
+              <w:t xml:space="preserve">0.347</w:t>
+            </w:r>
+          </w:p>
+        </w:tc>
+        <w:tc>
+          <w:tcPr>
+            <w:tcW w:type="dxa" w:w="2100"/>
+            <w:tcMar>
+              <w:top w:type="dxa" w:w="50"/>
+              <w:left w:type="dxa" w:w="80"/>
+              <w:bottom w:type="dxa" w:w="50"/>
+              <w:right w:type="dxa" w:w="80"/>
+            </w:tcMar>
+          </w:tcPr>
+          <w:p>
+            <w:pPr>
+              <w:spacing w:after="0" w:line="240"/>
+              <w:jc w:val="right"/>
+            </w:pPr>
+            <w:r>
+              <w:rPr>
+                <w:rFonts w:ascii="Calibri" w:cs="Calibri" w:eastAsia="Calibri" w:hAnsi="Calibri"/>
+                <w:sz w:val="16"/>
+                <w:szCs w:val="16"/>
+              </w:rPr>
+              <w:t xml:space="preserve">0.344</w:t>
+            </w:r>
+          </w:p>
+        </w:tc>
+        <w:tc>
+          <w:tcPr>
+            <w:tcW w:type="dxa" w:w="1900"/>
+            <w:tcMar>
+              <w:top w:type="dxa" w:w="50"/>
+              <w:left w:type="dxa" w:w="80"/>
+              <w:bottom w:type="dxa" w:w="50"/>
+              <w:right w:type="dxa" w:w="80"/>
+            </w:tcMar>
+          </w:tcPr>
+          <w:p>
+            <w:pPr>
+              <w:spacing w:after="0" w:line="240"/>
+              <w:jc w:val="right"/>
+            </w:pPr>
+            <w:r>
+              <w:rPr>
+                <w:rFonts w:ascii="Calibri" w:cs="Calibri" w:eastAsia="Calibri" w:hAnsi="Calibri"/>
+                <w:sz w:val="16"/>
+                <w:szCs w:val="16"/>
+              </w:rPr>
+              <w:t xml:space="preserve">0.006</w:t>
+            </w:r>
+          </w:p>
+        </w:tc>
+        <w:tc>
+          <w:tcPr>
+            <w:tcW w:type="dxa" w:w="1760"/>
+            <w:tcMar>
+              <w:top w:type="dxa" w:w="50"/>
+              <w:left w:type="dxa" w:w="80"/>
+              <w:bottom w:type="dxa" w:w="50"/>
+              <w:right w:type="dxa" w:w="80"/>
+            </w:tcMar>
+          </w:tcPr>
+          <w:p>
+            <w:pPr>
+              <w:spacing w:after="0" w:line="240"/>
+              <w:jc w:val="right"/>
+            </w:pPr>
+            <w:r>
+              <w:rPr>
+                <w:rFonts w:ascii="Calibri" w:cs="Calibri" w:eastAsia="Calibri" w:hAnsi="Calibri"/>
+                <w:sz w:val="16"/>
+                <w:szCs w:val="16"/>
+              </w:rPr>
+              <w:t xml:space="preserve">0.003</w:t>
+            </w:r>
+          </w:p>
+        </w:tc>
+      </w:tr>
+      <w:tr>
+        <w:trPr>
+          <w:cantSplit/>
+        </w:trPr>
+        <w:tc>
+          <w:tcPr>
+            <w:tcW w:type="dxa" w:w="2100"/>
+            <w:tcMar>
+              <w:top w:type="dxa" w:w="50"/>
+              <w:left w:type="dxa" w:w="80"/>
+              <w:bottom w:type="dxa" w:w="50"/>
+              <w:right w:type="dxa" w:w="80"/>
+            </w:tcMar>
+          </w:tcPr>
+          <w:p>
+            <w:pPr>
+              <w:spacing w:after="0" w:line="240"/>
+              <w:jc w:val="left"/>
+            </w:pPr>
+            <w:r>
+              <w:rPr>
+                <w:rFonts w:ascii="Calibri" w:cs="Calibri" w:eastAsia="Calibri" w:hAnsi="Calibri"/>
+                <w:sz w:val="16"/>
+                <w:szCs w:val="16"/>
+              </w:rPr>
+              <w:t xml:space="preserve">9</w:t>
+            </w:r>
+          </w:p>
+        </w:tc>
+        <w:tc>
+          <w:tcPr>
+            <w:tcW w:type="dxa" w:w="1500"/>
+            <w:tcMar>
+              <w:top w:type="dxa" w:w="50"/>
+              <w:left w:type="dxa" w:w="80"/>
+              <w:bottom w:type="dxa" w:w="50"/>
+              <w:right w:type="dxa" w:w="80"/>
+            </w:tcMar>
+          </w:tcPr>
+          <w:p>
+            <w:pPr>
+              <w:spacing w:after="0" w:line="240"/>
+              <w:jc w:val="right"/>
+            </w:pPr>
+            <w:r>
+              <w:rPr>
+                <w:rFonts w:ascii="Calibri" w:cs="Calibri" w:eastAsia="Calibri" w:hAnsi="Calibri"/>
+                <w:sz w:val="16"/>
+                <w:szCs w:val="16"/>
+              </w:rPr>
+              <w:t xml:space="preserve">0.339</w:t>
+            </w:r>
+          </w:p>
+        </w:tc>
+        <w:tc>
+          <w:tcPr>
+            <w:tcW w:type="dxa" w:w="1500"/>
+            <w:tcMar>
+              <w:top w:type="dxa" w:w="50"/>
+              <w:left w:type="dxa" w:w="80"/>
+              <w:bottom w:type="dxa" w:w="50"/>
+              <w:right w:type="dxa" w:w="80"/>
+            </w:tcMar>
+          </w:tcPr>
+          <w:p>
+            <w:pPr>
+              <w:spacing w:after="0" w:line="240"/>
+              <w:jc w:val="right"/>
+            </w:pPr>
+            <w:r>
+              <w:rPr>
+                <w:rFonts w:ascii="Calibri" w:cs="Calibri" w:eastAsia="Calibri" w:hAnsi="Calibri"/>
+                <w:sz w:val="16"/>
+                <w:szCs w:val="16"/>
+              </w:rPr>
+              <w:t xml:space="preserve">0.345</w:t>
+            </w:r>
+          </w:p>
+        </w:tc>
+        <w:tc>
+          <w:tcPr>
+            <w:tcW w:type="dxa" w:w="2100"/>
+            <w:tcMar>
+              <w:top w:type="dxa" w:w="50"/>
+              <w:left w:type="dxa" w:w="80"/>
+              <w:bottom w:type="dxa" w:w="50"/>
+              <w:right w:type="dxa" w:w="80"/>
+            </w:tcMar>
+          </w:tcPr>
+          <w:p>
+            <w:pPr>
+              <w:spacing w:after="0" w:line="240"/>
+              <w:jc w:val="right"/>
+            </w:pPr>
+            <w:r>
+              <w:rPr>
+                <w:rFonts w:ascii="Calibri" w:cs="Calibri" w:eastAsia="Calibri" w:hAnsi="Calibri"/>
+                <w:sz w:val="16"/>
+                <w:szCs w:val="16"/>
+              </w:rPr>
+              <w:t xml:space="preserve">0.341</w:t>
+            </w:r>
+          </w:p>
+        </w:tc>
+        <w:tc>
+          <w:tcPr>
+            <w:tcW w:type="dxa" w:w="1900"/>
+            <w:tcMar>
+              <w:top w:type="dxa" w:w="50"/>
+              <w:left w:type="dxa" w:w="80"/>
+              <w:bottom w:type="dxa" w:w="50"/>
+              <w:right w:type="dxa" w:w="80"/>
+            </w:tcMar>
+          </w:tcPr>
+          <w:p>
+            <w:pPr>
+              <w:spacing w:after="0" w:line="240"/>
+              <w:jc w:val="right"/>
+            </w:pPr>
+            <w:r>
+              <w:rPr>
+                <w:rFonts w:ascii="Calibri" w:cs="Calibri" w:eastAsia="Calibri" w:hAnsi="Calibri"/>
+                <w:sz w:val="16"/>
+                <w:szCs w:val="16"/>
+              </w:rPr>
+              <w:t xml:space="preserve">0.006</w:t>
+            </w:r>
+          </w:p>
+        </w:tc>
+        <w:tc>
+          <w:tcPr>
+            <w:tcW w:type="dxa" w:w="1760"/>
+            <w:tcMar>
+              <w:top w:type="dxa" w:w="50"/>
+              <w:left w:type="dxa" w:w="80"/>
+              <w:bottom w:type="dxa" w:w="50"/>
+              <w:right w:type="dxa" w:w="80"/>
+            </w:tcMar>
+          </w:tcPr>
+          <w:p>
+            <w:pPr>
+              <w:spacing w:after="0" w:line="240"/>
+              <w:jc w:val="right"/>
+            </w:pPr>
+            <w:r>
+              <w:rPr>
+                <w:rFonts w:ascii="Calibri" w:cs="Calibri" w:eastAsia="Calibri" w:hAnsi="Calibri"/>
+                <w:sz w:val="16"/>
+                <w:szCs w:val="16"/>
+              </w:rPr>
+              <w:t xml:space="preserve">0.002</w:t>
+            </w:r>
+          </w:p>
+        </w:tc>
+      </w:tr>
+      <w:tr>
+        <w:trPr>
+          <w:cantSplit/>
+        </w:trPr>
+        <w:tc>
+          <w:tcPr>
+            <w:tcW w:type="dxa" w:w="2100"/>
+            <w:tcMar>
+              <w:top w:type="dxa" w:w="50"/>
+              <w:left w:type="dxa" w:w="80"/>
+              <w:bottom w:type="dxa" w:w="50"/>
+              <w:right w:type="dxa" w:w="80"/>
+            </w:tcMar>
+          </w:tcPr>
+          <w:p>
+            <w:pPr>
+              <w:spacing w:after="0" w:line="240"/>
+              <w:jc w:val="left"/>
+            </w:pPr>
+            <w:r>
+              <w:rPr>
+                <w:rFonts w:ascii="Calibri" w:cs="Calibri" w:eastAsia="Calibri" w:hAnsi="Calibri"/>
+                <w:sz w:val="16"/>
+                <w:szCs w:val="16"/>
+              </w:rPr>
+              <w:t xml:space="preserve">10</w:t>
+            </w:r>
+          </w:p>
+        </w:tc>
+        <w:tc>
+          <w:tcPr>
+            <w:tcW w:type="dxa" w:w="1500"/>
+            <w:tcMar>
+              <w:top w:type="dxa" w:w="50"/>
+              <w:left w:type="dxa" w:w="80"/>
+              <w:bottom w:type="dxa" w:w="50"/>
+              <w:right w:type="dxa" w:w="80"/>
+            </w:tcMar>
+          </w:tcPr>
+          <w:p>
+            <w:pPr>
+              <w:spacing w:after="0" w:line="240"/>
+              <w:jc w:val="right"/>
+            </w:pPr>
+            <w:r>
+              <w:rPr>
+                <w:rFonts w:ascii="Calibri" w:cs="Calibri" w:eastAsia="Calibri" w:hAnsi="Calibri"/>
+                <w:sz w:val="16"/>
+                <w:szCs w:val="16"/>
+              </w:rPr>
+              <w:t xml:space="preserve">0.350</w:t>
+            </w:r>
+          </w:p>
+        </w:tc>
+        <w:tc>
+          <w:tcPr>
+            <w:tcW w:type="dxa" w:w="1500"/>
+            <w:tcMar>
+              <w:top w:type="dxa" w:w="50"/>
+              <w:left w:type="dxa" w:w="80"/>
+              <w:bottom w:type="dxa" w:w="50"/>
+              <w:right w:type="dxa" w:w="80"/>
+            </w:tcMar>
+          </w:tcPr>
+          <w:p>
+            <w:pPr>
+              <w:spacing w:after="0" w:line="240"/>
+              <w:jc w:val="right"/>
+            </w:pPr>
+            <w:r>
+              <w:rPr>
+                <w:rFonts w:ascii="Calibri" w:cs="Calibri" w:eastAsia="Calibri" w:hAnsi="Calibri"/>
+                <w:sz w:val="16"/>
+                <w:szCs w:val="16"/>
+              </w:rPr>
+              <w:t xml:space="preserve">0.355</w:t>
+            </w:r>
+          </w:p>
+        </w:tc>
+        <w:tc>
+          <w:tcPr>
+            <w:tcW w:type="dxa" w:w="2100"/>
+            <w:tcMar>
+              <w:top w:type="dxa" w:w="50"/>
+              <w:left w:type="dxa" w:w="80"/>
+              <w:bottom w:type="dxa" w:w="50"/>
+              <w:right w:type="dxa" w:w="80"/>
+            </w:tcMar>
+          </w:tcPr>
+          <w:p>
+            <w:pPr>
+              <w:spacing w:after="0" w:line="240"/>
+              <w:jc w:val="right"/>
+            </w:pPr>
+            <w:r>
+              <w:rPr>
+                <w:rFonts w:ascii="Calibri" w:cs="Calibri" w:eastAsia="Calibri" w:hAnsi="Calibri"/>
+                <w:sz w:val="16"/>
+                <w:szCs w:val="16"/>
+              </w:rPr>
+              <w:t xml:space="preserve">0.351</w:t>
+            </w:r>
+          </w:p>
+        </w:tc>
+        <w:tc>
+          <w:tcPr>
+            <w:tcW w:type="dxa" w:w="1900"/>
+            <w:tcMar>
+              <w:top w:type="dxa" w:w="50"/>
+              <w:left w:type="dxa" w:w="80"/>
+              <w:bottom w:type="dxa" w:w="50"/>
+              <w:right w:type="dxa" w:w="80"/>
+            </w:tcMar>
+          </w:tcPr>
+          <w:p>
+            <w:pPr>
+              <w:spacing w:after="0" w:line="240"/>
+              <w:jc w:val="right"/>
+            </w:pPr>
+            <w:r>
+              <w:rPr>
+                <w:rFonts w:ascii="Calibri" w:cs="Calibri" w:eastAsia="Calibri" w:hAnsi="Calibri"/>
+                <w:sz w:val="16"/>
+                <w:szCs w:val="16"/>
+              </w:rPr>
+              <w:t xml:space="preserve">0.005</w:t>
+            </w:r>
+          </w:p>
+        </w:tc>
+        <w:tc>
+          <w:tcPr>
+            <w:tcW w:type="dxa" w:w="1760"/>
+            <w:tcMar>
+              <w:top w:type="dxa" w:w="50"/>
+              <w:left w:type="dxa" w:w="80"/>
+              <w:bottom w:type="dxa" w:w="50"/>
+              <w:right w:type="dxa" w:w="80"/>
+            </w:tcMar>
+          </w:tcPr>
+          <w:p>
+            <w:pPr>
+              <w:spacing w:after="0" w:line="240"/>
+              <w:jc w:val="right"/>
+            </w:pPr>
+            <w:r>
+              <w:rPr>
+                <w:rFonts w:ascii="Calibri" w:cs="Calibri" w:eastAsia="Calibri" w:hAnsi="Calibri"/>
+                <w:sz w:val="16"/>
+                <w:szCs w:val="16"/>
+              </w:rPr>
+              <w:t xml:space="preserve">0.002</w:t>
+            </w:r>
+          </w:p>
+        </w:tc>
+      </w:tr>
+      <w:tr>
+        <w:trPr>
+          <w:cantSplit/>
+        </w:trPr>
+        <w:tc>
+          <w:tcPr>
+            <w:tcW w:type="dxa" w:w="2100"/>
+            <w:tcMar>
+              <w:top w:type="dxa" w:w="50"/>
+              <w:left w:type="dxa" w:w="80"/>
+              <w:bottom w:type="dxa" w:w="50"/>
+              <w:right w:type="dxa" w:w="80"/>
+            </w:tcMar>
+          </w:tcPr>
+          <w:p>
+            <w:pPr>
+              <w:spacing w:after="0" w:line="240"/>
+              <w:jc w:val="left"/>
+            </w:pPr>
+            <w:r>
+              <w:rPr>
+                <w:rFonts w:ascii="Calibri" w:cs="Calibri" w:eastAsia="Calibri" w:hAnsi="Calibri"/>
+                <w:sz w:val="16"/>
+                <w:szCs w:val="16"/>
+              </w:rPr>
+              <w:t xml:space="preserve">11</w:t>
+            </w:r>
+          </w:p>
+        </w:tc>
+        <w:tc>
+          <w:tcPr>
+            <w:tcW w:type="dxa" w:w="1500"/>
+            <w:tcMar>
+              <w:top w:type="dxa" w:w="50"/>
+              <w:left w:type="dxa" w:w="80"/>
+              <w:bottom w:type="dxa" w:w="50"/>
+              <w:right w:type="dxa" w:w="80"/>
+            </w:tcMar>
+          </w:tcPr>
+          <w:p>
+            <w:pPr>
+              <w:spacing w:after="0" w:line="240"/>
+              <w:jc w:val="right"/>
+            </w:pPr>
+            <w:r>
+              <w:rPr>
+                <w:rFonts w:ascii="Calibri" w:cs="Calibri" w:eastAsia="Calibri" w:hAnsi="Calibri"/>
+                <w:sz w:val="16"/>
+                <w:szCs w:val="16"/>
+              </w:rPr>
+              <w:t xml:space="preserve">0.341</w:t>
+            </w:r>
+          </w:p>
+        </w:tc>
+        <w:tc>
+          <w:tcPr>
+            <w:tcW w:type="dxa" w:w="1500"/>
+            <w:tcMar>
+              <w:top w:type="dxa" w:w="50"/>
+              <w:left w:type="dxa" w:w="80"/>
+              <w:bottom w:type="dxa" w:w="50"/>
+              <w:right w:type="dxa" w:w="80"/>
+            </w:tcMar>
+          </w:tcPr>
+          <w:p>
+            <w:pPr>
+              <w:spacing w:after="0" w:line="240"/>
+              <w:jc w:val="right"/>
+            </w:pPr>
+            <w:r>
+              <w:rPr>
+                <w:rFonts w:ascii="Calibri" w:cs="Calibri" w:eastAsia="Calibri" w:hAnsi="Calibri"/>
+                <w:sz w:val="16"/>
+                <w:szCs w:val="16"/>
+              </w:rPr>
+              <w:t xml:space="preserve">0.330</w:t>
+            </w:r>
+          </w:p>
+        </w:tc>
+        <w:tc>
+          <w:tcPr>
+            <w:tcW w:type="dxa" w:w="2100"/>
+            <w:tcMar>
+              <w:top w:type="dxa" w:w="50"/>
+              <w:left w:type="dxa" w:w="80"/>
+              <w:bottom w:type="dxa" w:w="50"/>
+              <w:right w:type="dxa" w:w="80"/>
+            </w:tcMar>
+          </w:tcPr>
+          <w:p>
+            <w:pPr>
+              <w:spacing w:after="0" w:line="240"/>
+              <w:jc w:val="right"/>
+            </w:pPr>
+            <w:r>
+              <w:rPr>
+                <w:rFonts w:ascii="Calibri" w:cs="Calibri" w:eastAsia="Calibri" w:hAnsi="Calibri"/>
+                <w:sz w:val="16"/>
+                <w:szCs w:val="16"/>
+              </w:rPr>
+              <w:t xml:space="preserve">0.335</w:t>
+            </w:r>
+          </w:p>
+        </w:tc>
+        <w:tc>
+          <w:tcPr>
+            <w:tcW w:type="dxa" w:w="1900"/>
+            <w:tcMar>
+              <w:top w:type="dxa" w:w="50"/>
+              <w:left w:type="dxa" w:w="80"/>
+              <w:bottom w:type="dxa" w:w="50"/>
+              <w:right w:type="dxa" w:w="80"/>
+            </w:tcMar>
+          </w:tcPr>
+          <w:p>
+            <w:pPr>
+              <w:spacing w:after="0" w:line="240"/>
+              <w:jc w:val="right"/>
+            </w:pPr>
+            <w:r>
+              <w:rPr>
+                <w:rFonts w:ascii="Calibri" w:cs="Calibri" w:eastAsia="Calibri" w:hAnsi="Calibri"/>
+                <w:sz w:val="16"/>
+                <w:szCs w:val="16"/>
+              </w:rPr>
+              <w:t xml:space="preserve">-0.010</w:t>
+            </w:r>
+          </w:p>
+        </w:tc>
+        <w:tc>
+          <w:tcPr>
+            <w:tcW w:type="dxa" w:w="1760"/>
+            <w:tcMar>
+              <w:top w:type="dxa" w:w="50"/>
+              <w:left w:type="dxa" w:w="80"/>
+              <w:bottom w:type="dxa" w:w="50"/>
+              <w:right w:type="dxa" w:w="80"/>
+            </w:tcMar>
+          </w:tcPr>
+          <w:p>
+            <w:pPr>
+              <w:spacing w:after="0" w:line="240"/>
+              <w:jc w:val="right"/>
+            </w:pPr>
+            <w:r>
+              <w:rPr>
+                <w:rFonts w:ascii="Calibri" w:cs="Calibri" w:eastAsia="Calibri" w:hAnsi="Calibri"/>
+                <w:sz w:val="16"/>
+                <w:szCs w:val="16"/>
+              </w:rPr>
+              <w:t xml:space="preserve">-0.006</w:t>
+            </w:r>
+          </w:p>
+        </w:tc>
+      </w:tr>
+      <w:tr>
+        <w:trPr>
+          <w:cantSplit/>
+        </w:trPr>
+        <w:tc>
+          <w:tcPr>
+            <w:tcW w:type="dxa" w:w="2100"/>
+            <w:tcMar>
+              <w:top w:type="dxa" w:w="50"/>
+              <w:left w:type="dxa" w:w="80"/>
+              <w:bottom w:type="dxa" w:w="50"/>
+              <w:right w:type="dxa" w:w="80"/>
+            </w:tcMar>
+          </w:tcPr>
+          <w:p>
+            <w:pPr>
+              <w:spacing w:after="0" w:line="240"/>
+              <w:jc w:val="left"/>
+            </w:pPr>
+            <w:r>
+              <w:rPr>
+                <w:rFonts w:ascii="Calibri" w:cs="Calibri" w:eastAsia="Calibri" w:hAnsi="Calibri"/>
+                <w:sz w:val="16"/>
+                <w:szCs w:val="16"/>
+              </w:rPr>
+              <w:t xml:space="preserve">12</w:t>
+            </w:r>
+          </w:p>
+        </w:tc>
+        <w:tc>
+          <w:tcPr>
+            <w:tcW w:type="dxa" w:w="1500"/>
+            <w:tcMar>
+              <w:top w:type="dxa" w:w="50"/>
+              <w:left w:type="dxa" w:w="80"/>
+              <w:bottom w:type="dxa" w:w="50"/>
+              <w:right w:type="dxa" w:w="80"/>
+            </w:tcMar>
+          </w:tcPr>
+          <w:p>
+            <w:pPr>
+              <w:spacing w:after="0" w:line="240"/>
+              <w:jc w:val="right"/>
+            </w:pPr>
+            <w:r>
+              <w:rPr>
+                <w:rFonts w:ascii="Calibri" w:cs="Calibri" w:eastAsia="Calibri" w:hAnsi="Calibri"/>
+                <w:sz w:val="16"/>
+                <w:szCs w:val="16"/>
+              </w:rPr>
+              <w:t xml:space="preserve">0.324</w:t>
+            </w:r>
+          </w:p>
+        </w:tc>
+        <w:tc>
+          <w:tcPr>
+            <w:tcW w:type="dxa" w:w="1500"/>
+            <w:tcMar>
+              <w:top w:type="dxa" w:w="50"/>
+              <w:left w:type="dxa" w:w="80"/>
+              <w:bottom w:type="dxa" w:w="50"/>
+              <w:right w:type="dxa" w:w="80"/>
+            </w:tcMar>
+          </w:tcPr>
+          <w:p>
+            <w:pPr>
+              <w:spacing w:after="0" w:line="240"/>
+              <w:jc w:val="right"/>
+            </w:pPr>
+            <w:r>
+              <w:rPr>
+                <w:rFonts w:ascii="Calibri" w:cs="Calibri" w:eastAsia="Calibri" w:hAnsi="Calibri"/>
+                <w:sz w:val="16"/>
+                <w:szCs w:val="16"/>
+              </w:rPr>
+              <w:t xml:space="preserve">0.312</w:t>
+            </w:r>
+          </w:p>
+        </w:tc>
+        <w:tc>
+          <w:tcPr>
+            <w:tcW w:type="dxa" w:w="2100"/>
+            <w:tcMar>
+              <w:top w:type="dxa" w:w="50"/>
+              <w:left w:type="dxa" w:w="80"/>
+              <w:bottom w:type="dxa" w:w="50"/>
+              <w:right w:type="dxa" w:w="80"/>
+            </w:tcMar>
+          </w:tcPr>
+          <w:p>
+            <w:pPr>
+              <w:spacing w:after="0" w:line="240"/>
+              <w:jc w:val="right"/>
+            </w:pPr>
+            <w:r>
+              <w:rPr>
+                <w:rFonts w:ascii="Calibri" w:cs="Calibri" w:eastAsia="Calibri" w:hAnsi="Calibri"/>
+                <w:sz w:val="16"/>
+                <w:szCs w:val="16"/>
+              </w:rPr>
+              <w:t xml:space="preserve">0.326</w:t>
+            </w:r>
+          </w:p>
+        </w:tc>
+        <w:tc>
+          <w:tcPr>
+            <w:tcW w:type="dxa" w:w="1900"/>
+            <w:tcMar>
+              <w:top w:type="dxa" w:w="50"/>
+              <w:left w:type="dxa" w:w="80"/>
+              <w:bottom w:type="dxa" w:w="50"/>
+              <w:right w:type="dxa" w:w="80"/>
+            </w:tcMar>
+          </w:tcPr>
+          <w:p>
+            <w:pPr>
+              <w:spacing w:after="0" w:line="240"/>
+              <w:jc w:val="right"/>
+            </w:pPr>
+            <w:r>
+              <w:rPr>
+                <w:rFonts w:ascii="Calibri" w:cs="Calibri" w:eastAsia="Calibri" w:hAnsi="Calibri"/>
+                <w:sz w:val="16"/>
+                <w:szCs w:val="16"/>
+              </w:rPr>
+              <w:t xml:space="preserve">-0.012</w:t>
+            </w:r>
+          </w:p>
+        </w:tc>
+        <w:tc>
+          <w:tcPr>
+            <w:tcW w:type="dxa" w:w="1760"/>
+            <w:tcMar>
+              <w:top w:type="dxa" w:w="50"/>
+              <w:left w:type="dxa" w:w="80"/>
+              <w:bottom w:type="dxa" w:w="50"/>
+              <w:right w:type="dxa" w:w="80"/>
+            </w:tcMar>
+          </w:tcPr>
+          <w:p>
+            <w:pPr>
+              <w:spacing w:after="0" w:line="240"/>
+              <w:jc w:val="right"/>
+            </w:pPr>
+            <w:r>
+              <w:rPr>
+                <w:rFonts w:ascii="Calibri" w:cs="Calibri" w:eastAsia="Calibri" w:hAnsi="Calibri"/>
+                <w:sz w:val="16"/>
+                <w:szCs w:val="16"/>
+              </w:rPr>
+              <w:t xml:space="preserve">0.002</w:t>
+            </w:r>
+          </w:p>
+        </w:tc>
+      </w:tr>
+      <w:tr>
+        <w:trPr>
+          <w:cantSplit/>
+        </w:trPr>
+        <w:tc>
+          <w:tcPr>
+            <w:tcW w:type="dxa" w:w="2100"/>
+            <w:tcMar>
+              <w:top w:type="dxa" w:w="50"/>
+              <w:left w:type="dxa" w:w="80"/>
+              <w:bottom w:type="dxa" w:w="50"/>
+              <w:right w:type="dxa" w:w="80"/>
+            </w:tcMar>
+          </w:tcPr>
+          <w:p>
+            <w:pPr>
+              <w:spacing w:after="0" w:line="240"/>
+              <w:jc w:val="left"/>
+            </w:pPr>
+            <w:r>
+              <w:rPr>
+                <w:rFonts w:ascii="Calibri" w:cs="Calibri" w:eastAsia="Calibri" w:hAnsi="Calibri"/>
+                <w:sz w:val="16"/>
+                <w:szCs w:val="16"/>
+              </w:rPr>
+              <w:t xml:space="preserve">13</w:t>
+            </w:r>
+          </w:p>
+        </w:tc>
+        <w:tc>
+          <w:tcPr>
+            <w:tcW w:type="dxa" w:w="1500"/>
+            <w:tcMar>
+              <w:top w:type="dxa" w:w="50"/>
+              <w:left w:type="dxa" w:w="80"/>
+              <w:bottom w:type="dxa" w:w="50"/>
+              <w:right w:type="dxa" w:w="80"/>
+            </w:tcMar>
+          </w:tcPr>
+          <w:p>
+            <w:pPr>
+              <w:spacing w:after="0" w:line="240"/>
+              <w:jc w:val="right"/>
+            </w:pPr>
+            <w:r>
+              <w:rPr>
+                <w:rFonts w:ascii="Calibri" w:cs="Calibri" w:eastAsia="Calibri" w:hAnsi="Calibri"/>
+                <w:sz w:val="16"/>
+                <w:szCs w:val="16"/>
+              </w:rPr>
+              <w:t xml:space="preserve">0.343</w:t>
+            </w:r>
+          </w:p>
+        </w:tc>
+        <w:tc>
+          <w:tcPr>
+            <w:tcW w:type="dxa" w:w="1500"/>
+            <w:tcMar>
+              <w:top w:type="dxa" w:w="50"/>
+              <w:left w:type="dxa" w:w="80"/>
+              <w:bottom w:type="dxa" w:w="50"/>
+              <w:right w:type="dxa" w:w="80"/>
+            </w:tcMar>
+          </w:tcPr>
+          <w:p>
+            <w:pPr>
+              <w:spacing w:after="0" w:line="240"/>
+              <w:jc w:val="right"/>
+            </w:pPr>
+            <w:r>
+              <w:rPr>
+                <w:rFonts w:ascii="Calibri" w:cs="Calibri" w:eastAsia="Calibri" w:hAnsi="Calibri"/>
+                <w:sz w:val="16"/>
+                <w:szCs w:val="16"/>
+              </w:rPr>
+              <w:t xml:space="preserve">0.349</w:t>
+            </w:r>
+          </w:p>
+        </w:tc>
+        <w:tc>
+          <w:tcPr>
+            <w:tcW w:type="dxa" w:w="2100"/>
+            <w:tcMar>
+              <w:top w:type="dxa" w:w="50"/>
+              <w:left w:type="dxa" w:w="80"/>
+              <w:bottom w:type="dxa" w:w="50"/>
+              <w:right w:type="dxa" w:w="80"/>
+            </w:tcMar>
+          </w:tcPr>
+          <w:p>
+            <w:pPr>
+              <w:spacing w:after="0" w:line="240"/>
+              <w:jc w:val="right"/>
+            </w:pPr>
+            <w:r>
+              <w:rPr>
+                <w:rFonts w:ascii="Calibri" w:cs="Calibri" w:eastAsia="Calibri" w:hAnsi="Calibri"/>
+                <w:sz w:val="16"/>
+                <w:szCs w:val="16"/>
+              </w:rPr>
+              <w:t xml:space="preserve">0.345</w:t>
+            </w:r>
+          </w:p>
+        </w:tc>
+        <w:tc>
+          <w:tcPr>
+            <w:tcW w:type="dxa" w:w="1900"/>
+            <w:tcMar>
+              <w:top w:type="dxa" w:w="50"/>
+              <w:left w:type="dxa" w:w="80"/>
+              <w:bottom w:type="dxa" w:w="50"/>
+              <w:right w:type="dxa" w:w="80"/>
+            </w:tcMar>
+          </w:tcPr>
+          <w:p>
+            <w:pPr>
+              <w:spacing w:after="0" w:line="240"/>
+              <w:jc w:val="right"/>
+            </w:pPr>
+            <w:r>
+              <w:rPr>
+                <w:rFonts w:ascii="Calibri" w:cs="Calibri" w:eastAsia="Calibri" w:hAnsi="Calibri"/>
+                <w:sz w:val="16"/>
+                <w:szCs w:val="16"/>
+              </w:rPr>
+              <w:t xml:space="preserve">0.006</w:t>
+            </w:r>
+          </w:p>
+        </w:tc>
+        <w:tc>
+          <w:tcPr>
+            <w:tcW w:type="dxa" w:w="1760"/>
+            <w:tcMar>
+              <w:top w:type="dxa" w:w="50"/>
+              <w:left w:type="dxa" w:w="80"/>
+              <w:bottom w:type="dxa" w:w="50"/>
+              <w:right w:type="dxa" w:w="80"/>
+            </w:tcMar>
+          </w:tcPr>
+          <w:p>
+            <w:pPr>
+              <w:spacing w:after="0" w:line="240"/>
+              <w:jc w:val="right"/>
+            </w:pPr>
+            <w:r>
+              <w:rPr>
+                <w:rFonts w:ascii="Calibri" w:cs="Calibri" w:eastAsia="Calibri" w:hAnsi="Calibri"/>
+                <w:sz w:val="16"/>
+                <w:szCs w:val="16"/>
+              </w:rPr>
+              <w:t xml:space="preserve">0.002</w:t>
+            </w:r>
+          </w:p>
+        </w:tc>
+      </w:tr>
+      <w:tr>
+        <w:trPr>
+          <w:cantSplit/>
+        </w:trPr>
+        <w:tc>
+          <w:tcPr>
+            <w:tcW w:type="dxa" w:w="2100"/>
+            <w:tcMar>
+              <w:top w:type="dxa" w:w="50"/>
+              <w:left w:type="dxa" w:w="80"/>
+              <w:bottom w:type="dxa" w:w="50"/>
+              <w:right w:type="dxa" w:w="80"/>
+            </w:tcMar>
+          </w:tcPr>
+          <w:p>
+            <w:pPr>
+              <w:spacing w:after="0" w:line="240"/>
+              <w:jc w:val="left"/>
+            </w:pPr>
+            <w:r>
+              <w:rPr>
+                <w:rFonts w:ascii="Calibri" w:cs="Calibri" w:eastAsia="Calibri" w:hAnsi="Calibri"/>
+                <w:sz w:val="16"/>
+                <w:szCs w:val="16"/>
+              </w:rPr>
+              <w:t xml:space="preserve">14</w:t>
+            </w:r>
+          </w:p>
+        </w:tc>
+        <w:tc>
+          <w:tcPr>
+            <w:tcW w:type="dxa" w:w="1500"/>
+            <w:tcMar>
+              <w:top w:type="dxa" w:w="50"/>
+              <w:left w:type="dxa" w:w="80"/>
+              <w:bottom w:type="dxa" w:w="50"/>
+              <w:right w:type="dxa" w:w="80"/>
+            </w:tcMar>
+          </w:tcPr>
+          <w:p>
+            <w:pPr>
+              <w:spacing w:after="0" w:line="240"/>
+              <w:jc w:val="right"/>
+            </w:pPr>
+            <w:r>
+              <w:rPr>
+                <w:rFonts w:ascii="Calibri" w:cs="Calibri" w:eastAsia="Calibri" w:hAnsi="Calibri"/>
+                <w:sz w:val="16"/>
+                <w:szCs w:val="16"/>
+              </w:rPr>
+              <w:t xml:space="preserve">0.338</w:t>
+            </w:r>
+          </w:p>
+        </w:tc>
+        <w:tc>
+          <w:tcPr>
+            <w:tcW w:type="dxa" w:w="1500"/>
+            <w:tcMar>
+              <w:top w:type="dxa" w:w="50"/>
+              <w:left w:type="dxa" w:w="80"/>
+              <w:bottom w:type="dxa" w:w="50"/>
+              <w:right w:type="dxa" w:w="80"/>
+            </w:tcMar>
+          </w:tcPr>
+          <w:p>
+            <w:pPr>
+              <w:spacing w:after="0" w:line="240"/>
+              <w:jc w:val="right"/>
+            </w:pPr>
+            <w:r>
+              <w:rPr>
+                <w:rFonts w:ascii="Calibri" w:cs="Calibri" w:eastAsia="Calibri" w:hAnsi="Calibri"/>
+                <w:sz w:val="16"/>
+                <w:szCs w:val="16"/>
+              </w:rPr>
+              <w:t xml:space="preserve">0.344</w:t>
+            </w:r>
+          </w:p>
+        </w:tc>
+        <w:tc>
+          <w:tcPr>
+            <w:tcW w:type="dxa" w:w="2100"/>
+            <w:tcMar>
+              <w:top w:type="dxa" w:w="50"/>
+              <w:left w:type="dxa" w:w="80"/>
+              <w:bottom w:type="dxa" w:w="50"/>
+              <w:right w:type="dxa" w:w="80"/>
+            </w:tcMar>
+          </w:tcPr>
+          <w:p>
+            <w:pPr>
+              <w:spacing w:after="0" w:line="240"/>
+              <w:jc w:val="right"/>
+            </w:pPr>
+            <w:r>
+              <w:rPr>
+                <w:rFonts w:ascii="Calibri" w:cs="Calibri" w:eastAsia="Calibri" w:hAnsi="Calibri"/>
+                <w:sz w:val="16"/>
+                <w:szCs w:val="16"/>
+              </w:rPr>
+              <w:t xml:space="preserve">0.327</w:t>
+            </w:r>
+          </w:p>
+        </w:tc>
+        <w:tc>
+          <w:tcPr>
+            <w:tcW w:type="dxa" w:w="1900"/>
+            <w:tcMar>
+              <w:top w:type="dxa" w:w="50"/>
+              <w:left w:type="dxa" w:w="80"/>
+              <w:bottom w:type="dxa" w:w="50"/>
+              <w:right w:type="dxa" w:w="80"/>
+            </w:tcMar>
+          </w:tcPr>
+          <w:p>
+            <w:pPr>
+              <w:spacing w:after="0" w:line="240"/>
+              <w:jc w:val="right"/>
+            </w:pPr>
+            <w:r>
+              <w:rPr>
+                <w:rFonts w:ascii="Calibri" w:cs="Calibri" w:eastAsia="Calibri" w:hAnsi="Calibri"/>
+                <w:sz w:val="16"/>
+                <w:szCs w:val="16"/>
+              </w:rPr>
+              <w:t xml:space="preserve">0.006</w:t>
+            </w:r>
+          </w:p>
+        </w:tc>
+        <w:tc>
+          <w:tcPr>
+            <w:tcW w:type="dxa" w:w="1760"/>
+            <w:tcMar>
+              <w:top w:type="dxa" w:w="50"/>
+              <w:left w:type="dxa" w:w="80"/>
+              <w:bottom w:type="dxa" w:w="50"/>
+              <w:right w:type="dxa" w:w="80"/>
+            </w:tcMar>
+          </w:tcPr>
+          <w:p>
+            <w:pPr>
+              <w:spacing w:after="0" w:line="240"/>
+              <w:jc w:val="right"/>
+            </w:pPr>
+            <w:r>
+              <w:rPr>
+                <w:rFonts w:ascii="Calibri" w:cs="Calibri" w:eastAsia="Calibri" w:hAnsi="Calibri"/>
+                <w:sz w:val="16"/>
+                <w:szCs w:val="16"/>
+              </w:rPr>
+              <w:t xml:space="preserve">-0.011</w:t>
+            </w:r>
+          </w:p>
+        </w:tc>
+      </w:tr>
+      <w:tr>
+        <w:trPr>
+          <w:cantSplit/>
+        </w:trPr>
+        <w:tc>
+          <w:tcPr>
+            <w:tcW w:type="dxa" w:w="2100"/>
+            <w:tcMar>
+              <w:top w:type="dxa" w:w="50"/>
+              <w:left w:type="dxa" w:w="80"/>
+              <w:bottom w:type="dxa" w:w="50"/>
+              <w:right w:type="dxa" w:w="80"/>
+            </w:tcMar>
+          </w:tcPr>
+          <w:p>
+            <w:pPr>
+              <w:spacing w:after="0" w:line="240"/>
+              <w:jc w:val="left"/>
+            </w:pPr>
+            <w:r>
+              <w:rPr>
+                <w:rFonts w:ascii="Calibri" w:cs="Calibri" w:eastAsia="Calibri" w:hAnsi="Calibri"/>
+                <w:sz w:val="16"/>
+                <w:szCs w:val="16"/>
+              </w:rPr>
+              <w:t xml:space="preserve">15</w:t>
+            </w:r>
+          </w:p>
+        </w:tc>
+        <w:tc>
+          <w:tcPr>
+            <w:tcW w:type="dxa" w:w="1500"/>
+            <w:tcMar>
+              <w:top w:type="dxa" w:w="50"/>
+              <w:left w:type="dxa" w:w="80"/>
+              <w:bottom w:type="dxa" w:w="50"/>
+              <w:right w:type="dxa" w:w="80"/>
+            </w:tcMar>
+          </w:tcPr>
+          <w:p>
+            <w:pPr>
+              <w:spacing w:after="0" w:line="240"/>
+              <w:jc w:val="right"/>
+            </w:pPr>
+            <w:r>
+              <w:rPr>
+                <w:rFonts w:ascii="Calibri" w:cs="Calibri" w:eastAsia="Calibri" w:hAnsi="Calibri"/>
+                <w:sz w:val="16"/>
+                <w:szCs w:val="16"/>
+              </w:rPr>
+              <w:t xml:space="preserve">0.329</w:t>
+            </w:r>
+          </w:p>
+        </w:tc>
+        <w:tc>
+          <w:tcPr>
+            <w:tcW w:type="dxa" w:w="1500"/>
+            <w:tcMar>
+              <w:top w:type="dxa" w:w="50"/>
+              <w:left w:type="dxa" w:w="80"/>
+              <w:bottom w:type="dxa" w:w="50"/>
+              <w:right w:type="dxa" w:w="80"/>
+            </w:tcMar>
+          </w:tcPr>
+          <w:p>
+            <w:pPr>
+              <w:spacing w:after="0" w:line="240"/>
+              <w:jc w:val="right"/>
+            </w:pPr>
+            <w:r>
+              <w:rPr>
+                <w:rFonts w:ascii="Calibri" w:cs="Calibri" w:eastAsia="Calibri" w:hAnsi="Calibri"/>
+                <w:sz w:val="16"/>
+                <w:szCs w:val="16"/>
+              </w:rPr>
+              <w:t xml:space="preserve">0.336</w:t>
+            </w:r>
+          </w:p>
+        </w:tc>
+        <w:tc>
+          <w:tcPr>
+            <w:tcW w:type="dxa" w:w="2100"/>
+            <w:tcMar>
+              <w:top w:type="dxa" w:w="50"/>
+              <w:left w:type="dxa" w:w="80"/>
+              <w:bottom w:type="dxa" w:w="50"/>
+              <w:right w:type="dxa" w:w="80"/>
+            </w:tcMar>
+          </w:tcPr>
+          <w:p>
+            <w:pPr>
+              <w:spacing w:after="0" w:line="240"/>
+              <w:jc w:val="right"/>
+            </w:pPr>
+            <w:r>
+              <w:rPr>
+                <w:rFonts w:ascii="Calibri" w:cs="Calibri" w:eastAsia="Calibri" w:hAnsi="Calibri"/>
+                <w:sz w:val="16"/>
+                <w:szCs w:val="16"/>
+              </w:rPr>
+              <w:t xml:space="preserve">0.331</w:t>
+            </w:r>
+          </w:p>
+        </w:tc>
+        <w:tc>
+          <w:tcPr>
+            <w:tcW w:type="dxa" w:w="1900"/>
+            <w:tcMar>
+              <w:top w:type="dxa" w:w="50"/>
+              <w:left w:type="dxa" w:w="80"/>
+              <w:bottom w:type="dxa" w:w="50"/>
+              <w:right w:type="dxa" w:w="80"/>
+            </w:tcMar>
+          </w:tcPr>
+          <w:p>
+            <w:pPr>
+              <w:spacing w:after="0" w:line="240"/>
+              <w:jc w:val="right"/>
+            </w:pPr>
+            <w:r>
+              <w:rPr>
+                <w:rFonts w:ascii="Calibri" w:cs="Calibri" w:eastAsia="Calibri" w:hAnsi="Calibri"/>
+                <w:sz w:val="16"/>
+                <w:szCs w:val="16"/>
+              </w:rPr>
+              <w:t xml:space="preserve">0.007</w:t>
+            </w:r>
+          </w:p>
+        </w:tc>
+        <w:tc>
+          <w:tcPr>
+            <w:tcW w:type="dxa" w:w="1760"/>
+            <w:tcMar>
+              <w:top w:type="dxa" w:w="50"/>
+              <w:left w:type="dxa" w:w="80"/>
+              <w:bottom w:type="dxa" w:w="50"/>
+              <w:right w:type="dxa" w:w="80"/>
+            </w:tcMar>
+          </w:tcPr>
+          <w:p>
+            <w:pPr>
+              <w:spacing w:after="0" w:line="240"/>
+              <w:jc w:val="right"/>
+            </w:pPr>
+            <w:r>
+              <w:rPr>
+                <w:rFonts w:ascii="Calibri" w:cs="Calibri" w:eastAsia="Calibri" w:hAnsi="Calibri"/>
+                <w:sz w:val="16"/>
+                <w:szCs w:val="16"/>
+              </w:rPr>
+              <w:t xml:space="preserve">0.002</w:t>
+            </w:r>
+          </w:p>
+        </w:tc>
+      </w:tr>
+      <w:tr>
+        <w:trPr>
+          <w:cantSplit/>
+        </w:trPr>
+        <w:tc>
+          <w:tcPr>
+            <w:tcW w:type="dxa" w:w="2100"/>
+            <w:tcMar>
+              <w:top w:type="dxa" w:w="50"/>
+              <w:left w:type="dxa" w:w="80"/>
+              <w:bottom w:type="dxa" w:w="50"/>
+              <w:right w:type="dxa" w:w="80"/>
+            </w:tcMar>
+          </w:tcPr>
+          <w:p>
+            <w:pPr>
+              <w:spacing w:after="0" w:line="240"/>
+              <w:jc w:val="left"/>
+            </w:pPr>
+            <w:r>
+              <w:rPr>
+                <w:rFonts w:ascii="Calibri" w:cs="Calibri" w:eastAsia="Calibri" w:hAnsi="Calibri"/>
+                <w:sz w:val="16"/>
+                <w:szCs w:val="16"/>
+              </w:rPr>
+              <w:t xml:space="preserve">16</w:t>
+            </w:r>
+          </w:p>
+        </w:tc>
+        <w:tc>
+          <w:tcPr>
+            <w:tcW w:type="dxa" w:w="1500"/>
+            <w:tcMar>
+              <w:top w:type="dxa" w:w="50"/>
+              <w:left w:type="dxa" w:w="80"/>
+              <w:bottom w:type="dxa" w:w="50"/>
+              <w:right w:type="dxa" w:w="80"/>
+            </w:tcMar>
+          </w:tcPr>
+          <w:p>
+            <w:pPr>
+              <w:spacing w:after="0" w:line="240"/>
+              <w:jc w:val="right"/>
+            </w:pPr>
+            <w:r>
+              <w:rPr>
+                <w:rFonts w:ascii="Calibri" w:cs="Calibri" w:eastAsia="Calibri" w:hAnsi="Calibri"/>
+                <w:sz w:val="16"/>
+                <w:szCs w:val="16"/>
+              </w:rPr>
+              <w:t xml:space="preserve">0.330</w:t>
+            </w:r>
+          </w:p>
+        </w:tc>
+        <w:tc>
+          <w:tcPr>
+            <w:tcW w:type="dxa" w:w="1500"/>
+            <w:tcMar>
+              <w:top w:type="dxa" w:w="50"/>
+              <w:left w:type="dxa" w:w="80"/>
+              <w:bottom w:type="dxa" w:w="50"/>
+              <w:right w:type="dxa" w:w="80"/>
+            </w:tcMar>
+          </w:tcPr>
+          <w:p>
+            <w:pPr>
+              <w:spacing w:after="0" w:line="240"/>
+              <w:jc w:val="right"/>
+            </w:pPr>
+            <w:r>
+              <w:rPr>
+                <w:rFonts w:ascii="Calibri" w:cs="Calibri" w:eastAsia="Calibri" w:hAnsi="Calibri"/>
+                <w:sz w:val="16"/>
+                <w:szCs w:val="16"/>
+              </w:rPr>
+              <w:t xml:space="preserve">0.336</w:t>
+            </w:r>
+          </w:p>
+        </w:tc>
+        <w:tc>
+          <w:tcPr>
+            <w:tcW w:type="dxa" w:w="2100"/>
+            <w:tcMar>
+              <w:top w:type="dxa" w:w="50"/>
+              <w:left w:type="dxa" w:w="80"/>
+              <w:bottom w:type="dxa" w:w="50"/>
+              <w:right w:type="dxa" w:w="80"/>
+            </w:tcMar>
+          </w:tcPr>
+          <w:p>
+            <w:pPr>
+              <w:spacing w:after="0" w:line="240"/>
+              <w:jc w:val="right"/>
+            </w:pPr>
+            <w:r>
+              <w:rPr>
+                <w:rFonts w:ascii="Calibri" w:cs="Calibri" w:eastAsia="Calibri" w:hAnsi="Calibri"/>
+                <w:sz w:val="16"/>
+                <w:szCs w:val="16"/>
+              </w:rPr>
+              <w:t xml:space="preserve">0.335</w:t>
+            </w:r>
+          </w:p>
+        </w:tc>
+        <w:tc>
+          <w:tcPr>
+            <w:tcW w:type="dxa" w:w="1900"/>
+            <w:tcMar>
+              <w:top w:type="dxa" w:w="50"/>
+              <w:left w:type="dxa" w:w="80"/>
+              <w:bottom w:type="dxa" w:w="50"/>
+              <w:right w:type="dxa" w:w="80"/>
+            </w:tcMar>
+          </w:tcPr>
+          <w:p>
+            <w:pPr>
+              <w:spacing w:after="0" w:line="240"/>
+              <w:jc w:val="right"/>
+            </w:pPr>
+            <w:r>
+              <w:rPr>
+                <w:rFonts w:ascii="Calibri" w:cs="Calibri" w:eastAsia="Calibri" w:hAnsi="Calibri"/>
+                <w:sz w:val="16"/>
+                <w:szCs w:val="16"/>
+              </w:rPr>
+              <w:t xml:space="preserve">0.007</w:t>
+            </w:r>
+          </w:p>
+        </w:tc>
+        <w:tc>
+          <w:tcPr>
+            <w:tcW w:type="dxa" w:w="1760"/>
+            <w:tcMar>
+              <w:top w:type="dxa" w:w="50"/>
+              <w:left w:type="dxa" w:w="80"/>
+              <w:bottom w:type="dxa" w:w="50"/>
+              <w:right w:type="dxa" w:w="80"/>
+            </w:tcMar>
+          </w:tcPr>
+          <w:p>
+            <w:pPr>
+              <w:spacing w:after="0" w:line="240"/>
+              <w:jc w:val="right"/>
+            </w:pPr>
+            <w:r>
+              <w:rPr>
+                <w:rFonts w:ascii="Calibri" w:cs="Calibri" w:eastAsia="Calibri" w:hAnsi="Calibri"/>
+                <w:sz w:val="16"/>
+                <w:szCs w:val="16"/>
+              </w:rPr>
+              <w:t xml:space="preserve">0.006</w:t>
+            </w:r>
+          </w:p>
+        </w:tc>
+      </w:tr>
+      <w:tr>
+        <w:trPr>
+          <w:cantSplit/>
+        </w:trPr>
+        <w:tc>
+          <w:tcPr>
+            <w:tcW w:type="dxa" w:w="2100"/>
+            <w:tcMar>
+              <w:top w:type="dxa" w:w="50"/>
+              <w:left w:type="dxa" w:w="80"/>
+              <w:bottom w:type="dxa" w:w="50"/>
+              <w:right w:type="dxa" w:w="80"/>
+            </w:tcMar>
+          </w:tcPr>
+          <w:p>
+            <w:pPr>
+              <w:spacing w:after="0" w:line="240"/>
+              <w:jc w:val="left"/>
+            </w:pPr>
+            <w:r>
+              <w:rPr>
+                <w:rFonts w:ascii="Calibri" w:cs="Calibri" w:eastAsia="Calibri" w:hAnsi="Calibri"/>
+                <w:sz w:val="16"/>
+                <w:szCs w:val="16"/>
+              </w:rPr>
+              <w:t xml:space="preserve">none (observed)</w:t>
+            </w:r>
+          </w:p>
+        </w:tc>
+        <w:tc>
+          <w:tcPr>
+            <w:tcW w:type="dxa" w:w="1500"/>
+            <w:tcMar>
+              <w:top w:type="dxa" w:w="50"/>
+              <w:left w:type="dxa" w:w="80"/>
+              <w:bottom w:type="dxa" w:w="50"/>
+              <w:right w:type="dxa" w:w="80"/>
+            </w:tcMar>
+          </w:tcPr>
+          <w:p>
+            <w:pPr>
+              <w:spacing w:after="0" w:line="240"/>
+              <w:jc w:val="right"/>
+            </w:pPr>
+            <w:r>
+              <w:rPr>
+                <w:rFonts w:ascii="Calibri" w:cs="Calibri" w:eastAsia="Calibri" w:hAnsi="Calibri"/>
+                <w:sz w:val="16"/>
+                <w:szCs w:val="16"/>
+              </w:rPr>
+              <w:t xml:space="preserve">0.341</w:t>
+            </w:r>
+          </w:p>
+        </w:tc>
+        <w:tc>
+          <w:tcPr>
+            <w:tcW w:type="dxa" w:w="1500"/>
+            <w:tcMar>
+              <w:top w:type="dxa" w:w="50"/>
+              <w:left w:type="dxa" w:w="80"/>
+              <w:bottom w:type="dxa" w:w="50"/>
+              <w:right w:type="dxa" w:w="80"/>
+            </w:tcMar>
+          </w:tcPr>
+          <w:p>
+            <w:pPr>
+              <w:spacing w:after="0" w:line="240"/>
+              <w:jc w:val="right"/>
+            </w:pPr>
+            <w:r>
+              <w:rPr>
+                <w:rFonts w:ascii="Calibri" w:cs="Calibri" w:eastAsia="Calibri" w:hAnsi="Calibri"/>
+                <w:sz w:val="16"/>
+                <w:szCs w:val="16"/>
+              </w:rPr>
+              <w:t xml:space="preserve">0.347</w:t>
+            </w:r>
+          </w:p>
+        </w:tc>
+        <w:tc>
+          <w:tcPr>
+            <w:tcW w:type="dxa" w:w="2100"/>
+            <w:tcMar>
+              <w:top w:type="dxa" w:w="50"/>
+              <w:left w:type="dxa" w:w="80"/>
+              <w:bottom w:type="dxa" w:w="50"/>
+              <w:right w:type="dxa" w:w="80"/>
+            </w:tcMar>
+          </w:tcPr>
+          <w:p>
+            <w:pPr>
+              <w:spacing w:after="0" w:line="240"/>
+              <w:jc w:val="right"/>
+            </w:pPr>
+            <w:r>
+              <w:rPr>
+                <w:rFonts w:ascii="Calibri" w:cs="Calibri" w:eastAsia="Calibri" w:hAnsi="Calibri"/>
+                <w:sz w:val="16"/>
+                <w:szCs w:val="16"/>
+              </w:rPr>
+              <w:t xml:space="preserve">0.343</w:t>
+            </w:r>
+          </w:p>
+        </w:tc>
+        <w:tc>
+          <w:tcPr>
+            <w:tcW w:type="dxa" w:w="1900"/>
+            <w:tcMar>
+              <w:top w:type="dxa" w:w="50"/>
+              <w:left w:type="dxa" w:w="80"/>
+              <w:bottom w:type="dxa" w:w="50"/>
+              <w:right w:type="dxa" w:w="80"/>
+            </w:tcMar>
+          </w:tcPr>
+          <w:p>
+            <w:pPr>
+              <w:spacing w:after="0" w:line="240"/>
+              <w:jc w:val="right"/>
+            </w:pPr>
+            <w:r>
+              <w:rPr>
+                <w:rFonts w:ascii="Calibri" w:cs="Calibri" w:eastAsia="Calibri" w:hAnsi="Calibri"/>
+                <w:sz w:val="16"/>
+                <w:szCs w:val="16"/>
+              </w:rPr>
+              <w:t xml:space="preserve">0.006</w:t>
+            </w:r>
+          </w:p>
+        </w:tc>
+        <w:tc>
+          <w:tcPr>
+            <w:tcW w:type="dxa" w:w="1760"/>
+            <w:tcMar>
+              <w:top w:type="dxa" w:w="50"/>
+              <w:left w:type="dxa" w:w="80"/>
+              <w:bottom w:type="dxa" w:w="50"/>
+              <w:right w:type="dxa" w:w="80"/>
+            </w:tcMar>
+          </w:tcPr>
+          <w:p>
+            <w:pPr>
+              <w:spacing w:after="0" w:line="240"/>
+              <w:jc w:val="right"/>
+            </w:pPr>
+            <w:r>
+              <w:rPr>
+                <w:rFonts w:ascii="Calibri" w:cs="Calibri" w:eastAsia="Calibri" w:hAnsi="Calibri"/>
+                <w:sz w:val="16"/>
+                <w:szCs w:val="16"/>
+              </w:rPr>
+              <w:t xml:space="preserve">0.002</w:t>
+            </w:r>
+          </w:p>
+        </w:tc>
+      </w:tr>
+    </w:tbl>
+    <w:p>
+      <w:pPr>
+        <w:spacing w:after="240" w:line="280"/>
+        <w:jc w:val="both"/>
+      </w:pPr>
+      <w:r>
+        <w:rPr>
+          <w:rFonts w:ascii="Calibri" w:cs="Calibri" w:eastAsia="Calibri" w:hAnsi="Calibri"/>
+          <w:color w:val="555555"/>
+          <w:sz w:val="17"/>
+          <w:szCs w:val="17"/>
+        </w:rPr>
+        <w:t xml:space="preserve">Leave-one-scenario-out sensitivity of the three summaries. Each row omits one of the 16 factorial design points, rebins the remaining rows into quartiles of each currency, and recomputes the mean within-bin standard deviation. This is a sensitivity analysis under a fixed design, not an interval: it says how much the comparison depends on any one scenario, and nothing about a population of mechanisms.</w:t>
       </w:r>
     </w:p>
     <w:p>
@@ -25369,7 +28242,7 @@
         <w:rPr>
           <w:rFonts w:ascii="Calibri" w:cs="Calibri" w:eastAsia="Calibri" w:hAnsi="Calibri"/>
         </w:rPr>
-        <w:t xml:space="preserve">Table S3. Matched and frontier comparison, with approximate patient-level uncertainty</w:t>
+        <w:t xml:space="preserve">Table S3. Matched and frontier comparison, with patient-resampled ranges</w:t>
       </w:r>
     </w:p>
     <w:p>
@@ -25383,7 +28256,7 @@
           <w:sz w:val="20"/>
           <w:szCs w:val="20"/>
         </w:rPr>
-        <w:t xml:space="preserve">All 512 subsets are scored on the held-out half of each split. “Matched” keeps those whose eligible count is within the stated tolerance of the rule's. “On the frontier” means no scored subset admits at least as many patients at a hazard ratio at least as low. The proportion is computed within a split and splits are averaged with equal weight; intervals come from the outer bootstrap over patients, not from resampling splits. Rotterdam entries are descriptive, that cohort having a severe lack of empirical overlap.</w:t>
+        <w:t xml:space="preserve">All 512 subsets are scored on the held-out half of each split. “Matched” keeps those whose eligible count is within the stated tolerance of the rule's. “On the frontier” means no scored subset admits at least as many patients at a hazard ratio at least as low. The proportion is computed within a split and splits are averaged with equal weight; the ranges come from the outer bootstrap over patients, not from resampling splits, and are not confidence intervals — see the note below and the Methods. Rotterdam entries are descriptive, that cohort having a severe lack of empirical overlap.</w:t>
       </w:r>
     </w:p>
     <w:tbl>
@@ -25598,7 +28471,7 @@
                 <w:sz w:val="16"/>
                 <w:szCs w:val="16"/>
               </w:rPr>
-              <w:t xml:space="preserve">outer resamples x inner splits (interval only)</w:t>
+              <w:t xml:space="preserve">outer resamples x inner splits (ranges only)</w:t>
             </w:r>
           </w:p>
         </w:tc>
@@ -25703,7 +28576,7 @@
                 <w:sz w:val="16"/>
                 <w:szCs w:val="16"/>
               </w:rPr>
-              <w:t xml:space="preserve">0.988 [0.88, 1.00] / [0.92, 0.99]</w:t>
+              <w:t xml:space="preserve">0.988 [0.92 to 1.00] / [0.94 to 0.99]  tails 0.9–1.0</w:t>
             </w:r>
           </w:p>
         </w:tc>
@@ -25728,7 +28601,7 @@
                 <w:sz w:val="16"/>
                 <w:szCs w:val="16"/>
               </w:rPr>
-              <w:t xml:space="preserve">1.000 [0.96, 1.00] / —</w:t>
+              <w:t xml:space="preserve">1.000 [1.00 to 1.00] / —  tails 1.0–1.0</w:t>
             </w:r>
           </w:p>
         </w:tc>
@@ -25783,7 +28656,7 @@
                 <w:sz w:val="16"/>
                 <w:szCs w:val="16"/>
               </w:rPr>
-              <w:t xml:space="preserve">0.290 [0.04, 0.69] / [0.07, 0.65]</w:t>
+              <w:t xml:space="preserve">0.290 [0.04 to 0.60] / [0.07 to 0.57]  tails 0.0–0.7</w:t>
             </w:r>
           </w:p>
         </w:tc>
@@ -25808,7 +28681,7 @@
                 <w:sz w:val="16"/>
                 <w:szCs w:val="16"/>
               </w:rPr>
-              <w:t xml:space="preserve">0.522 [0.15, 0.88] / [0.18, 0.84]</w:t>
+              <w:t xml:space="preserve">0.522 [0.20 to 0.80] / [0.23 to 0.77]  tails 0.1–0.9</w:t>
             </w:r>
           </w:p>
         </w:tc>
@@ -25863,7 +28736,7 @@
                 <w:sz w:val="16"/>
                 <w:szCs w:val="16"/>
               </w:rPr>
-              <w:t xml:space="preserve">0.508 [0.04, 0.80] / [0.08, 0.76]</w:t>
+              <w:t xml:space="preserve">0.508 [0.19 to 0.72] / [0.22 to 0.69]  tails 0.0–0.8</w:t>
             </w:r>
           </w:p>
         </w:tc>
@@ -25888,7 +28761,7 @@
                 <w:sz w:val="16"/>
                 <w:szCs w:val="16"/>
               </w:rPr>
-              <w:t xml:space="preserve">0.580 [0.19, 0.89] / [0.22, 0.85]</w:t>
+              <w:t xml:space="preserve">0.580 [0.24 to 0.76] / [0.27 to 0.73]  tails 0.2–0.9</w:t>
             </w:r>
           </w:p>
         </w:tc>
@@ -25943,7 +28816,7 @@
                 <w:sz w:val="16"/>
                 <w:szCs w:val="16"/>
               </w:rPr>
-              <w:t xml:space="preserve">0.620 [0.26, 0.74] / [0.28, 0.72]</w:t>
+              <w:t xml:space="preserve">0.620 [0.33 to 0.69] / [0.35 to 0.67]  tails 0.3–0.7</w:t>
             </w:r>
           </w:p>
         </w:tc>
@@ -25968,7 +28841,7 @@
                 <w:sz w:val="16"/>
                 <w:szCs w:val="16"/>
               </w:rPr>
-              <w:t xml:space="preserve">0.548 [0.37, 0.74] / [0.40, 0.71]</w:t>
+              <w:t xml:space="preserve">0.548 [0.43 to 0.70] / [0.45 to 0.68]  tails 0.4–0.7</w:t>
             </w:r>
           </w:p>
         </w:tc>
@@ -26023,7 +28896,7 @@
                 <w:sz w:val="16"/>
                 <w:szCs w:val="16"/>
               </w:rPr>
-              <w:t xml:space="preserve">0.639 [0.29, 0.77] / [0.31, 0.75]</w:t>
+              <w:t xml:space="preserve">0.639 [0.37 to 0.69] / [0.38 to 0.67]  tails 0.3–0.8</w:t>
             </w:r>
           </w:p>
         </w:tc>
@@ -26048,7 +28921,7 @@
                 <w:sz w:val="16"/>
                 <w:szCs w:val="16"/>
               </w:rPr>
-              <w:t xml:space="preserve">0.561 [0.39, 0.76] / [0.42, 0.73]</w:t>
+              <w:t xml:space="preserve">0.561 [0.45 to 0.71] / [0.46 to 0.69]  tails 0.4–0.8</w:t>
             </w:r>
           </w:p>
         </w:tc>
@@ -26103,7 +28976,7 @@
                 <w:sz w:val="16"/>
                 <w:szCs w:val="16"/>
               </w:rPr>
-              <w:t xml:space="preserve">0.634 [0.31, 0.77] / [0.32, 0.75]</w:t>
+              <w:t xml:space="preserve">0.634 [0.37 to 0.69] / [0.39 to 0.68]  tails 0.3–0.8</w:t>
             </w:r>
           </w:p>
         </w:tc>
@@ -26128,7 +29001,7 @@
                 <w:sz w:val="16"/>
                 <w:szCs w:val="16"/>
               </w:rPr>
-              <w:t xml:space="preserve">0.571 [0.39, 0.76] / [0.41, 0.73]</w:t>
+              <w:t xml:space="preserve">0.571 [0.45 to 0.71] / [0.47 to 0.69]  tails 0.4–0.8</w:t>
             </w:r>
           </w:p>
         </w:tc>
@@ -26183,7 +29056,7 @@
                 <w:sz w:val="16"/>
                 <w:szCs w:val="16"/>
               </w:rPr>
-              <w:t xml:space="preserve">0.626 [0.31, 0.77] / [0.33, 0.74]</w:t>
+              <w:t xml:space="preserve">0.626 [0.37 to 0.69] / [0.38 to 0.67]  tails 0.3–0.8</w:t>
             </w:r>
           </w:p>
         </w:tc>
@@ -26208,7 +29081,7 @@
                 <w:sz w:val="16"/>
                 <w:szCs w:val="16"/>
               </w:rPr>
-              <w:t xml:space="preserve">0.585 [0.40, 0.76] / [0.42, 0.74]</w:t>
+              <w:t xml:space="preserve">0.585 [0.46 to 0.72] / [0.48 to 0.70]  tails 0.4–0.8</w:t>
             </w:r>
           </w:p>
         </w:tc>
@@ -26263,7 +29136,7 @@
                 <w:sz w:val="16"/>
                 <w:szCs w:val="16"/>
               </w:rPr>
-              <w:t xml:space="preserve">0.394 [0.24, 0.62] / [0.27, 0.59]</w:t>
+              <w:t xml:space="preserve">0.394 [0.29 to 0.57] / [0.31 to 0.55]  tails 0.2–0.6</w:t>
             </w:r>
           </w:p>
         </w:tc>
@@ -26288,7 +29161,7 @@
                 <w:sz w:val="16"/>
                 <w:szCs w:val="16"/>
               </w:rPr>
-              <w:t xml:space="preserve">0.556 [0.36, 0.73] / [0.40, 0.70]</w:t>
+              <w:t xml:space="preserve">0.556 [0.41 to 0.69] / [0.43 to 0.67]  tails 0.4–0.7</w:t>
             </w:r>
           </w:p>
         </w:tc>
@@ -26343,7 +29216,7 @@
                 <w:sz w:val="16"/>
                 <w:szCs w:val="16"/>
               </w:rPr>
-              <w:t xml:space="preserve">0.414 [0.27, 0.66] / [0.30, 0.63]</w:t>
+              <w:t xml:space="preserve">0.414 [0.30 to 0.58] / [0.32 to 0.56]  tails 0.3–0.7</w:t>
             </w:r>
           </w:p>
         </w:tc>
@@ -26368,7 +29241,7 @@
                 <w:sz w:val="16"/>
                 <w:szCs w:val="16"/>
               </w:rPr>
-              <w:t xml:space="preserve">0.576 [0.38, 0.74] / [0.41, 0.71]</w:t>
+              <w:t xml:space="preserve">0.576 [0.41 to 0.70] / [0.44 to 0.68]  tails 0.4–0.7</w:t>
             </w:r>
           </w:p>
         </w:tc>
@@ -26423,7 +29296,7 @@
                 <w:sz w:val="16"/>
                 <w:szCs w:val="16"/>
               </w:rPr>
-              <w:t xml:space="preserve">0.411 [0.28, 0.66] / [0.30, 0.62]</w:t>
+              <w:t xml:space="preserve">0.411 [0.31 to 0.57] / [0.33 to 0.55]  tails 0.3–0.7</w:t>
             </w:r>
           </w:p>
         </w:tc>
@@ -26448,7 +29321,7 @@
                 <w:sz w:val="16"/>
                 <w:szCs w:val="16"/>
               </w:rPr>
-              <w:t xml:space="preserve">0.590 [0.37, 0.75] / [0.40, 0.72]</w:t>
+              <w:t xml:space="preserve">0.590 [0.43 to 0.71] / [0.45 to 0.69]  tails 0.4–0.7</w:t>
             </w:r>
           </w:p>
         </w:tc>
@@ -26503,7 +29376,7 @@
                 <w:sz w:val="16"/>
                 <w:szCs w:val="16"/>
               </w:rPr>
-              <w:t xml:space="preserve">0.405 [0.27, 0.66] / [0.30, 0.63]</w:t>
+              <w:t xml:space="preserve">0.405 [0.32 to 0.57] / [0.33 to 0.56]  tails 0.3–0.7</w:t>
             </w:r>
           </w:p>
         </w:tc>
@@ -26528,7 +29401,7 @@
                 <w:sz w:val="16"/>
                 <w:szCs w:val="16"/>
               </w:rPr>
-              <w:t xml:space="preserve">0.605 [0.37, 0.75] / [0.40, 0.73]</w:t>
+              <w:t xml:space="preserve">0.605 [0.43 to 0.72] / [0.45 to 0.70]  tails 0.4–0.8</w:t>
             </w:r>
           </w:p>
         </w:tc>
@@ -26583,7 +29456,7 @@
                 <w:sz w:val="16"/>
                 <w:szCs w:val="16"/>
               </w:rPr>
-              <w:t xml:space="preserve">0.030 [0.00, 0.13] / [0.01, 0.10]</w:t>
+              <w:t xml:space="preserve">0.030 [0.00 to 0.08] / [0.01 to 0.06]  tails 0.0–0.1</w:t>
             </w:r>
           </w:p>
         </w:tc>
@@ -26608,7 +29481,7 @@
                 <w:sz w:val="16"/>
                 <w:szCs w:val="16"/>
               </w:rPr>
-              <w:t xml:space="preserve">0.010 [0.00, 0.16] / [0.02, 0.10]</w:t>
+              <w:t xml:space="preserve">0.010 [0.00 to 0.12] / [0.02 to 0.08]  tails 0.0–0.2</w:t>
             </w:r>
           </w:p>
         </w:tc>
@@ -26663,7 +29536,7 @@
                 <w:sz w:val="16"/>
                 <w:szCs w:val="16"/>
               </w:rPr>
-              <w:t xml:space="preserve">0.002 [0.00, 0.08] / [0.01, 0.03]</w:t>
+              <w:t xml:space="preserve">0.002 [0.00 to 0.04] / [0.01 to 0.02]  tails 0.0–0.1</w:t>
             </w:r>
           </w:p>
         </w:tc>
@@ -26688,7 +29561,7 @@
                 <w:sz w:val="16"/>
                 <w:szCs w:val="16"/>
               </w:rPr>
-              <w:t xml:space="preserve">0.025 [0.00, 0.17] / [0.02, 0.13]</w:t>
+              <w:t xml:space="preserve">0.025 [0.00 to 0.12] / [0.02 to 0.09]  tails 0.0–0.2</w:t>
             </w:r>
           </w:p>
         </w:tc>
@@ -26743,7 +29616,7 @@
                 <w:sz w:val="16"/>
                 <w:szCs w:val="16"/>
               </w:rPr>
-              <w:t xml:space="preserve">0.114 [0.00, 0.21] / [0.02, 0.17]</w:t>
+              <w:t xml:space="preserve">0.114 [0.00 to 0.16] / [0.02 to 0.13]  tails 0.0–0.2</w:t>
             </w:r>
           </w:p>
         </w:tc>
@@ -26768,7 +29641,7 @@
                 <w:sz w:val="16"/>
                 <w:szCs w:val="16"/>
               </w:rPr>
-              <w:t xml:space="preserve">0.072 [0.00, 0.24] / [0.05, 0.17]</w:t>
+              <w:t xml:space="preserve">0.072 [0.03 to 0.20] / [0.06 to 0.15]  tails 0.0–0.2</w:t>
             </w:r>
           </w:p>
         </w:tc>
@@ -27143,7 +30016,7 @@
                 <w:sz w:val="16"/>
                 <w:szCs w:val="16"/>
               </w:rPr>
-              <w:t xml:space="preserve">-0.138 [-0.36, 0.16] / [-0.28, 0.10]</w:t>
+              <w:t xml:space="preserve">-0.138 [-0.20 to 0.08] / [-0.16 to 0.04]  tails -0.4–0.2</w:t>
             </w:r>
           </w:p>
         </w:tc>
@@ -27168,7 +30041,7 @@
                 <w:sz w:val="16"/>
                 <w:szCs w:val="16"/>
               </w:rPr>
-              <w:t xml:space="preserve">-0.010 [-0.24, 0.20] / [-0.16, 0.12]</w:t>
+              <w:t xml:space="preserve">-0.010 [-0.16 to 0.08] / [-0.11 to 0.04]  tails -0.2–0.2</w:t>
             </w:r>
           </w:p>
         </w:tc>
@@ -27223,7 +30096,7 @@
                 <w:sz w:val="16"/>
                 <w:szCs w:val="16"/>
               </w:rPr>
-              <w:t xml:space="preserve">0.024 [-0.20, 0.36] / [-0.14, 0.29]</w:t>
+              <w:t xml:space="preserve">0.024 [-0.12 to 0.24] / [-0.08 to 0.20]  tails -0.2–0.4</w:t>
             </w:r>
           </w:p>
         </w:tc>
@@ -27248,7 +30121,7 @@
                 <w:sz w:val="16"/>
                 <w:szCs w:val="16"/>
               </w:rPr>
-              <w:t xml:space="preserve">0.010 [-0.20, 0.16] / [-0.11, 0.08]</w:t>
+              <w:t xml:space="preserve">0.010 [-0.16 to 0.12] / [-0.09 to 0.06]  tails -0.2–0.2</w:t>
             </w:r>
           </w:p>
         </w:tc>
@@ -27303,7 +30176,7 @@
                 <w:sz w:val="16"/>
                 <w:szCs w:val="16"/>
               </w:rPr>
-              <w:t xml:space="preserve">0.070 [0.00, 0.28] / [0.05, 0.20]</w:t>
+              <w:t xml:space="preserve">0.070 [0.04 to 0.21] / [0.07 to 0.16]  tails 0.0–0.3</w:t>
             </w:r>
           </w:p>
         </w:tc>
@@ -27328,7 +30201,7 @@
                 <w:sz w:val="16"/>
                 <w:szCs w:val="16"/>
               </w:rPr>
-              <w:t xml:space="preserve">0.207 [0.00, 0.36] / [0.06, 0.28]</w:t>
+              <w:t xml:space="preserve">0.207 [0.04 to 0.28] / [0.09 to 0.23]  tails 0.0–0.4</w:t>
             </w:r>
           </w:p>
         </w:tc>
@@ -27463,7 +30336,7 @@
                 <w:sz w:val="16"/>
                 <w:szCs w:val="16"/>
               </w:rPr>
-              <w:t xml:space="preserve">0.152 [0.00, 0.56] / [0.03, 0.51]</w:t>
+              <w:t xml:space="preserve">0.152 [0.04 to 0.44] / [0.07 to 0.41]  tails 0.0–0.6</w:t>
             </w:r>
           </w:p>
         </w:tc>
@@ -27488,7 +30361,7 @@
                 <w:sz w:val="16"/>
                 <w:szCs w:val="16"/>
               </w:rPr>
-              <w:t xml:space="preserve">0.512 [0.11, 0.88] / [0.14, 0.84]</w:t>
+              <w:t xml:space="preserve">0.512 [0.16 to 0.76] / [0.19 to 0.73]  tails 0.1–0.9</w:t>
             </w:r>
           </w:p>
         </w:tc>
@@ -27543,7 +30416,7 @@
                 <w:sz w:val="16"/>
                 <w:szCs w:val="16"/>
               </w:rPr>
-              <w:t xml:space="preserve">0.532 [0.11, 0.92] / [0.14, 0.88]</w:t>
+              <w:t xml:space="preserve">0.532 [0.20 to 0.76] / [0.23 to 0.73]  tails 0.1–0.9</w:t>
             </w:r>
           </w:p>
         </w:tc>
@@ -27568,7 +30441,7 @@
                 <w:sz w:val="16"/>
                 <w:szCs w:val="16"/>
               </w:rPr>
-              <w:t xml:space="preserve">0.590 [0.12, 0.88] / [0.15, 0.84]</w:t>
+              <w:t xml:space="preserve">0.590 [0.20 to 0.80] / [0.23 to 0.77]  tails 0.1–0.9</w:t>
             </w:r>
           </w:p>
         </w:tc>
@@ -27666,7 +30539,7 @@
           <w:sz w:val="17"/>
           <w:szCs w:val="17"/>
         </w:rPr>
-        <w:t xml:space="preserve">Two intervals are given for each quantity: the raw percentile interval of the outer bootstrap distribution, then, after the slash, the same interval with the inner Monte Carlo variance deflated out. The raw interval is too wide because each outer replicate is itself a 25-split estimator rather than the 500-split estimator the point estimate uses; Table S1e shows that behaviour directly. The deflation shrinks each replicate toward the mean by the ratio of the outer-sampling to the total standard deviation and assumes the two variance components add, which is the assumption the decomposition already makes; it is an approximation and is shown alongside the raw interval, never instead of it. A dash in place of the deflated interval means the estimated inner Monte Carlo variance was at least the total spread, so the subtraction returns a non-positive outer-sampling variance and no deflated interval can be formed. That has two quite different causes and we do not want them confused. One is a quantity that barely moves across resamples, so there is almost no spread to decompose; the Rotterdam probability of more eligible patients is of that kind. The other is a quantity so noisy within a resample that the inner component alone accounts for everything observed across resamples; the lowest-hazard-ratio dominator in Table S3c is of that kind, and it has the largest total spread of any quantity in that table rather than the smallest. In the second case the raw interval should be read as dominated by inner Monte Carlo noise, and we would not want a reader to take it as a patient-level interval at all. The Monte Carlo error of the endpoints themselves, from resampling the outer replicates, is at most 0.07 over every quantity in the colon result object, printed here or not, so the tails are determined by few draws and the endpoints should be read to one decimal at most. Point estimates are from the primary analysis; the nested bootstrap supplies uncertainty only. SD is decomposed as SD_outer = sqrt(SD_total^2 - SD_MC^2), with SD_MC^2 estimated from the sample variance of the per-split values within each resample rather than from p(1-p)/R. Intervals are percentile intervals of the outer distribution and are exploratory at these resample counts; the last row reports how far either endpoint moves between half and the full outer count.</w:t>
+        <w:t xml:space="preserve">Each cell gives the point estimate, then the central 80% of the outer bootstrap distribution, then after the slash the same range with the estimated inner Monte Carlo component removed, and last, unbracketed, the 2.5 to 97.5 per cent span to one decimal. These are PATIENT-RESAMPLED RANGES and not confidence intervals. They describe how far each statistic moves when the cohort is resampled over patient identifiers and the whole split procedure is rerun; we make no coverage claim for them and nothing in the paper turns on where an endpoint falls. Three things separate them from an interval. Each outer replicate is a 25-split estimator rather than the 500- and 400-split estimators behind the point estimates, so the observed spread carries inner Monte Carlo variance that patient sampling alone would not; Table S1e quantifies that component. The removal after the slash is a linear shrinkage of the replicates toward their mean by the ratio of the outer-sampling to the total standard deviation. It matches a second moment. It does not in general recover the quantiles of the patient-sampling distribution from the convolution of that distribution with Monte Carlo noise, and these statistics are bounded proportions produced by a procedure containing a Shapley sign step and a frontier selection, neither of which is smooth. It is shown alongside the observed range, never instead of it, and it may be either too wide or too narrow. And we have not evaluated coverage against a known population at all. A dash in place of the second range means the estimated inner Monte Carlo variance was at least the total spread, so the subtraction returns a non-positive outer-sampling variance. The reading is that the patient-level component is NOT IDENTIFIABLE at this Monte Carlo precision: it is neither a finding that patient sampling contributes nothing nor a demonstration that the inner term accounts for the whole spread, both of which we have said in earlier versions and withdraw. The central 80% range leads because at 150 outer resamples its endpoints rest on the fifteenth replicate from each end while the 2.5 and 97.5 points rest on the fourth; the Monte Carlo error of the wider endpoints, from resampling the outer replicates, is at most 0.07 over every quantity in the colon result object, against 0.04 for the central ones, which is why the wider span is printed to one decimal. The second decimal of the central endpoints is inside their Monte Carlo error for the least well determined quantities too; we print it so that narrow ranges stay distinguishable from one another, not because that digit is determined. Point estimates are from the primary analysis; the outer bootstrap supplies spread only. Two consequences of that division are visible in the table and are not errors. A range is centred on the bootstrap’s own mean, which comes from a noisier estimator than the point estimate beside it, so for a quantity near a boundary the corrected range can sit wholly to one side of that point; the count/RMST frontier row in colon and the count/HR frontier row in Rotterdam both do. And a quantity that takes the same value in every replicate, such as the Rotterdam probability of more eligible patients, has a central range of zero width; its wider span is not zero, and is rounded to one decimal like every other. SD is decomposed as SD_outer = sqrt(SD_total^2 - SD_MC^2), with SD_MC^2 estimated from the sample variance of the per-split values within each resample rather than from p(1-p)/R. The last row reports how far either of the wider endpoints moves between half and the full outer count.</w:t>
       </w:r>
     </w:p>
     <w:p>
@@ -28227,7 +31100,7 @@
         <w:rPr>
           <w:rFonts w:ascii="Calibri" w:cs="Calibri" w:eastAsia="Calibri" w:hAnsi="Calibri"/>
         </w:rPr>
-        <w:t xml:space="preserve">Table S3c. Three-way split: three frontier quantities, kept apart, with approximate patient-level uncertainty</w:t>
+        <w:t xml:space="preserve">Table S3c. Three-way split: three frontier quantities, kept apart, with patient-resampled ranges</w:t>
       </w:r>
     </w:p>
     <w:p>
@@ -28456,7 +31329,7 @@
                 <w:sz w:val="16"/>
                 <w:szCs w:val="16"/>
               </w:rPr>
-              <w:t xml:space="preserve">outer resamples x inner splits (interval only)</w:t>
+              <w:t xml:space="preserve">outer resamples x inner splits (ranges only)</w:t>
             </w:r>
           </w:p>
         </w:tc>
@@ -28721,7 +31594,7 @@
                 <w:sz w:val="16"/>
                 <w:szCs w:val="16"/>
               </w:rPr>
-              <w:t xml:space="preserve">0.025 [0.00, 0.16] / [0.02, 0.09]</w:t>
+              <w:t xml:space="preserve">0.025 [0.00 to 0.08] / [0.02 to 0.05]  tails 0.0–0.2</w:t>
             </w:r>
           </w:p>
         </w:tc>
@@ -28746,7 +31619,7 @@
                 <w:sz w:val="16"/>
                 <w:szCs w:val="16"/>
               </w:rPr>
-              <w:t xml:space="preserve">0.027 [0.00, 0.16] / [0.03, 0.10]</w:t>
+              <w:t xml:space="preserve">0.027 [0.00 to 0.12] / [0.03 to 0.08]  tails 0.0–0.2</w:t>
             </w:r>
           </w:p>
         </w:tc>
@@ -28961,7 +31834,7 @@
                 <w:sz w:val="16"/>
                 <w:szCs w:val="16"/>
               </w:rPr>
-              <w:t xml:space="preserve">0.353 [0.29, 0.57] / [0.34, 0.49]</w:t>
+              <w:t xml:space="preserve">0.353 [0.31 to 0.50] / [0.35 to 0.45]  tails 0.3–0.6</w:t>
             </w:r>
           </w:p>
         </w:tc>
@@ -28986,7 +31859,7 @@
                 <w:sz w:val="16"/>
                 <w:szCs w:val="16"/>
               </w:rPr>
-              <w:t xml:space="preserve">0.414 [0.25, 0.54] / [0.32, 0.47]</w:t>
+              <w:t xml:space="preserve">0.414 [0.29 to 0.50] / [0.34 to 0.45]  tails 0.3–0.5</w:t>
             </w:r>
           </w:p>
         </w:tc>
@@ -29041,7 +31914,7 @@
                 <w:sz w:val="16"/>
                 <w:szCs w:val="16"/>
               </w:rPr>
-              <w:t xml:space="preserve">0.347 [0.28, 0.56] / [0.35, 0.47]</w:t>
+              <w:t xml:space="preserve">0.347 [0.31 to 0.48] / [0.36 to 0.43]  tails 0.3–0.6</w:t>
             </w:r>
           </w:p>
         </w:tc>
@@ -29066,7 +31939,7 @@
                 <w:sz w:val="16"/>
                 <w:szCs w:val="16"/>
               </w:rPr>
-              <w:t xml:space="preserve">0.412 [0.25, 0.55] / [0.32, 0.47]</w:t>
+              <w:t xml:space="preserve">0.412 [0.29 to 0.50] / [0.34 to 0.44]  tails 0.3–0.5</w:t>
             </w:r>
           </w:p>
         </w:tc>
@@ -29121,7 +31994,7 @@
                 <w:sz w:val="16"/>
                 <w:szCs w:val="16"/>
               </w:rPr>
-              <w:t xml:space="preserve">0.336 [0.21, 0.57] / —</w:t>
+              <w:t xml:space="preserve">0.336 [0.25 to 0.50] / —  tails 0.2–0.6</w:t>
             </w:r>
           </w:p>
         </w:tc>
@@ -29146,7 +32019,7 @@
                 <w:sz w:val="16"/>
                 <w:szCs w:val="16"/>
               </w:rPr>
-              <w:t xml:space="preserve">0.394 [0.26, 0.62] / —</w:t>
+              <w:t xml:space="preserve">0.394 [0.29 to 0.55] / —  tails 0.3–0.6</w:t>
             </w:r>
           </w:p>
         </w:tc>
@@ -29201,7 +32074,7 @@
                 <w:sz w:val="16"/>
                 <w:szCs w:val="16"/>
               </w:rPr>
-              <w:t xml:space="preserve">0.210 [0.04, 0.36] / [0.08, 0.29]</w:t>
+              <w:t xml:space="preserve">0.210 [0.04 to 0.28] / [0.08 to 0.24]  tails 0.0–0.4</w:t>
             </w:r>
           </w:p>
         </w:tc>
@@ -29226,7 +32099,7 @@
                 <w:sz w:val="16"/>
                 <w:szCs w:val="16"/>
               </w:rPr>
-              <w:t xml:space="preserve">0.120 [0.04, 0.36] / [0.10, 0.27]</w:t>
+              <w:t xml:space="preserve">0.120 [0.08 to 0.28] / [0.12 to 0.23]  tails 0.0–0.4</w:t>
             </w:r>
           </w:p>
         </w:tc>
@@ -29601,7 +32474,7 @@
                 <w:sz w:val="16"/>
                 <w:szCs w:val="16"/>
               </w:rPr>
-              <w:t xml:space="preserve">0.043 [0.00, 0.12] / [0.03, 0.06]</w:t>
+              <w:t xml:space="preserve">0.043 [0.00 to 0.08] / [0.03 to 0.05]  tails 0.0–0.1</w:t>
             </w:r>
           </w:p>
         </w:tc>
@@ -29626,7 +32499,7 @@
                 <w:sz w:val="16"/>
                 <w:szCs w:val="16"/>
               </w:rPr>
-              <w:t xml:space="preserve">0.047 [0.00, 0.16] / [0.03, 0.09]</w:t>
+              <w:t xml:space="preserve">0.047 [0.00 to 0.12] / [0.03 to 0.07]  tails 0.0–0.2</w:t>
             </w:r>
           </w:p>
         </w:tc>
@@ -29644,7 +32517,7 @@
           <w:sz w:val="17"/>
           <w:szCs w:val="17"/>
         </w:rPr>
-        <w:t xml:space="preserve">Only block (b) evaluates the rule on patients that took no part in choosing its comparator. It is an internally validated sample-split estimate, not a confirmatory result in an independent cohort, since the same patients are reused across splits. Block (a) is the empirical oracle whose optimism is being measured; block (c) is a second empirical oracle on a different third, reported so a reader can see that the counts are a property of any part of these cohorts rather than evidence about the rule. Point estimates come from the repeated three-way splits in the first row; intervals in block (b) come from an outer bootstrap over patients wrapped around the whole fit / select / test procedure, and are given raw then deflated, as in Table S3 and for the same reason — including the two dashes, which here are of the second kind described in that note: the lowest-hazard-ratio dominator moves so much between inner splits that the inner component alone accounts for the whole spread across resamples, and its raw interval should be read as reflecting that noise rather than patient-level sampling — each outer replicate uses 25 inner splits against the 400 behind the point estimate, so the raw interval carries inner Monte Carlo variance that a population interval should not. As elsewhere, the bootstrap supplies uncertainty only and never a point estimate, and the export asserts that its own observed-data replicate agrees with the repeated-split estimate to within its Monte Carlo noise. That agreement is not close, and the reader should know it: the bootstrap runs 25 inner splits per resample against the 400 of the point-estimate run, and the two differ by up to 0.14 across these quantities. These rates are poorly determined at a third of a cohort, and the intervals show it. The endpoints themselves are also poorly determined: the row above gives the Monte Carlo standard error of the 2.5% and 97.5% endpoints, obtained by resampling the 100 outer replicates, and at that outer count it is large enough that the endpoints should be read to one decimal at most.</w:t>
+        <w:t xml:space="preserve">Only block (b) evaluates the rule on patients that took no part in choosing its comparator. It is an internally validated sample-split estimate, not a confirmatory result in an independent cohort, since the same patients are reused across splits. Block (a) is the empirical oracle whose optimism is being measured; block (c) is a second empirical oracle on a different third, reported so a reader can see that the counts are a property of any part of these cohorts rather than evidence about the rule. Point estimates come from the repeated three-way splits in the first row. The ranges in block (b) come from an outer bootstrap over patients wrapped around the whole fit / select / test procedure and are read exactly as in Table S3: central 80% as observed, then after the slash with the estimated inner Monte Carlo component removed, then, after the word tails, the 2.5 to 97.5 per cent span to one decimal, and none of the three is a confidence interval. The two dashes are on the lowest-hazard-ratio dominator, whose estimated inner Monte Carlo variance is at least its total spread across resamples. That means its patient-level variance component is not identifiable at this Monte Carlo precision. An earlier version of this note read it as the inner term accounting for the whole spread; that was wrong, and no conclusion should be drawn from it in either direction. Each outer replicate uses 25 inner splits against the 400 and 300 behind the point estimates, so the observed spread carries inner Monte Carlo variance that patient sampling alone would not. As elsewhere the bootstrap supplies spread only and never a point estimate. The export checks that the bootstrap’s own observed-data replicate agrees with the repeated-split estimate to within the Monte Carlo noise of a 25-split estimator, and it passes; but that tolerance is wide, and the gap it tolerates is large in absolute terms — the two differ by up to 0.14 across these quantities. We report the size rather than leaving a reader to infer from a passing check that the two agree closely, because they do not. These rates are poorly determined at a third of a cohort. So are the wider endpoints: the row above gives their Monte Carlo standard error, obtained by resampling the 100 outer replicates, which is why the central 80% range leads and the wider span is printed to one decimal.</w:t>
       </w:r>
     </w:p>
     <w:p>
